--- a/RetailEasy Documentation.docx
+++ b/RetailEasy Documentation.docx
@@ -4,22 +4,317 @@
   <w:body>
     <w:p>
       <w:pPr>
+        <w:spacing w:line="180" w:lineRule="auto"/>
         <w:jc w:val="center"/>
         <w:rPr>
           <w:rFonts w:ascii="Times New Roman" w:hAnsi="Times New Roman" w:cs="Times New Roman"/>
+          <w:b/>
+          <w:bCs/>
           <w:sz w:val="36"/>
           <w:szCs w:val="36"/>
-          <w:lang w:val="en-US"/>
         </w:rPr>
       </w:pPr>
+      <w:proofErr w:type="spellStart"/>
       <w:r>
         <w:rPr>
           <w:rFonts w:ascii="Times New Roman" w:hAnsi="Times New Roman" w:cs="Times New Roman"/>
+          <w:b/>
+          <w:bCs/>
           <w:sz w:val="36"/>
           <w:szCs w:val="36"/>
-          <w:lang w:val="en-US"/>
         </w:rPr>
         <w:t>RetailEasy</w:t>
+      </w:r>
+      <w:proofErr w:type="spellEnd"/>
+      <w:r>
+        <w:rPr>
+          <w:rFonts w:ascii="Times New Roman" w:hAnsi="Times New Roman" w:cs="Times New Roman"/>
+          <w:b/>
+          <w:bCs/>
+          <w:sz w:val="36"/>
+          <w:szCs w:val="36"/>
+        </w:rPr>
+        <w:t xml:space="preserve"> </w:t>
+      </w:r>
+      <w:proofErr w:type="spellStart"/>
+      <w:r>
+        <w:rPr>
+          <w:rFonts w:ascii="Times New Roman" w:hAnsi="Times New Roman" w:cs="Times New Roman"/>
+          <w:b/>
+          <w:bCs/>
+          <w:sz w:val="36"/>
+          <w:szCs w:val="36"/>
+        </w:rPr>
+        <w:t>Pvt.</w:t>
+      </w:r>
+      <w:proofErr w:type="spellEnd"/>
+      <w:r>
+        <w:rPr>
+          <w:rFonts w:ascii="Times New Roman" w:hAnsi="Times New Roman" w:cs="Times New Roman"/>
+          <w:b/>
+          <w:bCs/>
+          <w:sz w:val="36"/>
+          <w:szCs w:val="36"/>
+        </w:rPr>
+        <w:t xml:space="preserve"> Ltd.</w:t>
+      </w:r>
+    </w:p>
+    <w:p>
+      <w:pPr>
+        <w:spacing w:line="180" w:lineRule="auto"/>
+        <w:jc w:val="center"/>
+        <w:rPr>
+          <w:rFonts w:ascii="Times New Roman" w:hAnsi="Times New Roman" w:cs="Times New Roman"/>
+          <w:b/>
+          <w:bCs/>
+          <w:sz w:val="36"/>
+          <w:szCs w:val="36"/>
+        </w:rPr>
+      </w:pPr>
+      <w:r>
+        <w:rPr>
+          <w:rFonts w:ascii="Times New Roman" w:hAnsi="Times New Roman" w:cs="Times New Roman"/>
+          <w:b/>
+          <w:bCs/>
+          <w:sz w:val="36"/>
+          <w:szCs w:val="36"/>
+        </w:rPr>
+        <w:t>Returns Process Automation Project Charter</w:t>
+      </w:r>
+    </w:p>
+    <w:p>
+      <w:pPr>
+        <w:spacing w:line="180" w:lineRule="auto"/>
+      </w:pPr>
+      <w:r>
+        <w:t>Prepared By: Pooja Suresh Chavan</w:t>
+      </w:r>
+    </w:p>
+    <w:p>
+      <w:pPr>
+        <w:spacing w:line="180" w:lineRule="auto"/>
+      </w:pPr>
+      <w:r>
+        <w:t>Role: Business Analyst</w:t>
+      </w:r>
+    </w:p>
+    <w:p>
+      <w:pPr>
+        <w:spacing w:line="180" w:lineRule="auto"/>
+      </w:pPr>
+      <w:r>
+        <w:t>Project Type: Process Improvement &amp; Requirements Engineering</w:t>
+      </w:r>
+    </w:p>
+    <w:p>
+      <w:pPr>
+        <w:spacing w:line="180" w:lineRule="auto"/>
+      </w:pPr>
+      <w:r>
+        <w:t>Date: May 2026</w:t>
+      </w:r>
+    </w:p>
+    <w:p>
+      <w:pPr>
+        <w:spacing w:line="180" w:lineRule="auto"/>
+      </w:pPr>
+      <w:r>
+        <w:t xml:space="preserve">Project Overview : </w:t>
+      </w:r>
+      <w:r>
+        <w:br/>
+      </w:r>
+      <w:proofErr w:type="spellStart"/>
+      <w:r>
+        <w:t>RetailEasy</w:t>
+      </w:r>
+      <w:proofErr w:type="spellEnd"/>
+      <w:r>
+        <w:t xml:space="preserve"> </w:t>
+      </w:r>
+      <w:proofErr w:type="spellStart"/>
+      <w:r>
+        <w:t>Pvt.</w:t>
+      </w:r>
+      <w:proofErr w:type="spellEnd"/>
+      <w:r>
+        <w:t xml:space="preserve"> Ltd. is a fast-growing Indian e-commerce company founded in Pune, Maharashtra. Initially established as a small fashion reseller, the company has expanded its operations across Maharashtra and Karnataka through its website and mobile application. </w:t>
+      </w:r>
+      <w:proofErr w:type="spellStart"/>
+      <w:r>
+        <w:t>RetailEasy</w:t>
+      </w:r>
+      <w:proofErr w:type="spellEnd"/>
+      <w:r>
+        <w:t xml:space="preserve"> currently sells clothing, footwear, and consumer electronics to a rapidly growing customer base.</w:t>
+      </w:r>
+    </w:p>
+    <w:p>
+      <w:pPr>
+        <w:spacing w:line="180" w:lineRule="auto"/>
+      </w:pPr>
+      <w:r>
+        <w:t>The company processes approximately 600–700 orders daily and operates with a customer support team of 12 agents. Its current technology ecosystem includes Gmail for communication, WhatsApp for internal coordination, Google Sheets for tracking operations, and Zoho CRM for maintaining customer records. The development team consists of 6 engineers responsible for managing and enhancing the existing systems.</w:t>
+      </w:r>
+    </w:p>
+    <w:p>
+      <w:pPr>
+        <w:spacing w:line="180" w:lineRule="auto"/>
+      </w:pPr>
+      <w:r>
+        <w:t>As order volumes increased significantly, the company’s returns management process failed to scale effectively. The existing return process is highly manual, time-consuming, and dependent on disconnected tools, resulting in operational inefficiencies. This has led to increased customer dissatisfaction, reduced agent productivity, delayed refund processing, and revenue loss for the company.</w:t>
+      </w:r>
+    </w:p>
+    <w:p>
+      <w:pPr>
+        <w:spacing w:line="180" w:lineRule="auto"/>
+        <w:rPr>
+          <w:b/>
+          <w:bCs/>
+        </w:rPr>
+      </w:pPr>
+      <w:r>
+        <w:rPr>
+          <w:b/>
+          <w:bCs/>
+        </w:rPr>
+        <w:t>Business Problem Statement</w:t>
+      </w:r>
+    </w:p>
+    <w:p>
+      <w:pPr>
+        <w:spacing w:line="180" w:lineRule="auto"/>
+      </w:pPr>
+      <w:r>
+        <w:t xml:space="preserve">Currently, </w:t>
+      </w:r>
+      <w:proofErr w:type="spellStart"/>
+      <w:r>
+        <w:t>RetailEasy</w:t>
+      </w:r>
+      <w:proofErr w:type="spellEnd"/>
+      <w:r>
+        <w:t xml:space="preserve"> manages product return requests manually through email communication. Customers initiate return requests by sending emails to the support team. These emails are reviewed by customer service agents either on the same day or the following day. In many cases, agents must request additional information such as the order ID, product images, and reason for return, which further delays the process as customers often respond a day later.</w:t>
+      </w:r>
+    </w:p>
+    <w:p>
+      <w:pPr>
+        <w:spacing w:line="180" w:lineRule="auto"/>
+      </w:pPr>
+      <w:r>
+        <w:t>After receiving the required details, customer service agents manually verify whether the order falls within the 7-day return policy window. If eligible, the return details are shared with the warehouse team through WhatsApp. The warehouse team then manually records the information in personal notebooks and arranges courier pickup separately. Refund processing is handled by the finance team using spreadsheets that are often outdated or not synchronized with the latest return status.</w:t>
+      </w:r>
+    </w:p>
+    <w:p>
+      <w:pPr>
+        <w:spacing w:line="180" w:lineRule="auto"/>
+      </w:pPr>
+      <w:r>
+        <w:t>Due to the highly manual and disconnected process, customers receive refunds only after 8–11 days, provided there are no communication or processing issues.</w:t>
+      </w:r>
+    </w:p>
+    <w:p>
+      <w:pPr>
+        <w:spacing w:line="180" w:lineRule="auto"/>
+      </w:pPr>
+      <w:r>
+        <w:t>The current process has created several operational and business challenges:</w:t>
+      </w:r>
+    </w:p>
+    <w:p>
+      <w:pPr>
+        <w:numPr>
+          <w:ilvl w:val="0"/>
+          <w:numId w:val="2"/>
+        </w:numPr>
+        <w:spacing w:line="180" w:lineRule="auto"/>
+      </w:pPr>
+      <w:r>
+        <w:t xml:space="preserve">Customer service agents spend nearly 3 hours daily managing return emails and collecting missing information. </w:t>
+      </w:r>
+    </w:p>
+    <w:p>
+      <w:pPr>
+        <w:numPr>
+          <w:ilvl w:val="0"/>
+          <w:numId w:val="2"/>
+        </w:numPr>
+        <w:spacing w:line="180" w:lineRule="auto"/>
+      </w:pPr>
+      <w:r>
+        <w:t xml:space="preserve">The warehouse team lacks visibility into expected return volumes, making resource planning difficult. </w:t>
+      </w:r>
+    </w:p>
+    <w:p>
+      <w:pPr>
+        <w:numPr>
+          <w:ilvl w:val="0"/>
+          <w:numId w:val="2"/>
+        </w:numPr>
+        <w:spacing w:line="180" w:lineRule="auto"/>
+      </w:pPr>
+      <w:r>
+        <w:t xml:space="preserve">Poor tracking and documentation have resulted in duplicate refunds, with 14 duplicate refund cases reported in the last quarter, causing a financial loss of ₹38,000. </w:t>
+      </w:r>
+    </w:p>
+    <w:p>
+      <w:pPr>
+        <w:numPr>
+          <w:ilvl w:val="0"/>
+          <w:numId w:val="2"/>
+        </w:numPr>
+        <w:spacing w:line="180" w:lineRule="auto"/>
+      </w:pPr>
+      <w:r>
+        <w:t xml:space="preserve">Customers experience long refund waiting periods, negatively impacting customer satisfaction and retention. </w:t>
+      </w:r>
+    </w:p>
+    <w:p>
+      <w:pPr>
+        <w:numPr>
+          <w:ilvl w:val="0"/>
+          <w:numId w:val="2"/>
+        </w:numPr>
+        <w:spacing w:line="180" w:lineRule="auto"/>
+      </w:pPr>
+      <w:r>
+        <w:t xml:space="preserve">The company’s return rate has increased to 18%, compared to the industry average of 10–12%. </w:t>
+      </w:r>
+    </w:p>
+    <w:p>
+      <w:pPr>
+        <w:numPr>
+          <w:ilvl w:val="0"/>
+          <w:numId w:val="2"/>
+        </w:numPr>
+        <w:spacing w:line="180" w:lineRule="auto"/>
+      </w:pPr>
+      <w:r>
+        <w:t xml:space="preserve">Return-related data is not captured properly, limiting the company’s ability to </w:t>
+      </w:r>
+      <w:proofErr w:type="spellStart"/>
+      <w:r>
+        <w:t>analyze</w:t>
+      </w:r>
+      <w:proofErr w:type="spellEnd"/>
+      <w:r>
+        <w:t xml:space="preserve"> trends and improve operations. </w:t>
+      </w:r>
+    </w:p>
+    <w:p>
+      <w:pPr>
+        <w:spacing w:line="180" w:lineRule="auto"/>
+      </w:pPr>
+      <w:r>
+        <w:t>Overall, the existing returns management process is inefficient, error-prone, and unable to scale with the company’s growing order volume.</w:t>
+      </w:r>
+    </w:p>
+    <w:p>
+      <w:pPr>
+        <w:spacing w:line="180" w:lineRule="auto"/>
+      </w:pPr>
+      <w:r>
+        <w:br/>
       </w:r>
     </w:p>
     <w:sectPr>
@@ -30,6 +325,315 @@
     </w:sectPr>
   </w:body>
 </w:document>
+</file>
+
+<file path=word/numbering.xml><?xml version="1.0" encoding="utf-8"?>
+<w:numbering xmlns:wpc="http://schemas.microsoft.com/office/word/2010/wordprocessingCanvas" xmlns:cx="http://schemas.microsoft.com/office/drawing/2014/chartex" xmlns:cx1="http://schemas.microsoft.com/office/drawing/2015/9/8/chartex" xmlns:cx2="http://schemas.microsoft.com/office/drawing/2015/10/21/chartex" xmlns:cx3="http://schemas.microsoft.com/office/drawing/2016/5/9/chartex" xmlns:cx4="http://schemas.microsoft.com/office/drawing/2016/5/10/chartex" xmlns:cx5="http://schemas.microsoft.com/office/drawing/2016/5/11/chartex" xmlns:cx6="http://schemas.microsoft.com/office/drawing/2016/5/12/chartex" xmlns:cx7="http://schemas.microsoft.com/office/drawing/2016/5/13/chartex" xmlns:cx8="http://schemas.microsoft.com/office/drawing/2016/5/14/chartex" xmlns:mc="http://schemas.openxmlformats.org/markup-compatibility/2006" xmlns:aink="http://schemas.microsoft.com/office/drawing/2016/ink" xmlns:am3d="http://schemas.microsoft.com/office/drawing/2017/model3d" xmlns:o="urn:schemas-microsoft-com:office:office" xmlns:oel="http://schemas.microsoft.com/office/2019/extlst" xmlns:r="http://schemas.openxmlformats.org/officeDocument/2006/relationships" xmlns:m="http://schemas.openxmlformats.org/officeDocument/2006/math" xmlns:v="urn:schemas-microsoft-com:vml" xmlns:wp14="http://schemas.microsoft.com/office/word/2010/wordprocessingDrawing" xmlns:wp="http://schemas.openxmlformats.org/drawingml/2006/wordprocessingDrawing" xmlns:w10="urn:schemas-microsoft-com:office:word" xmlns:w="http://schemas.openxmlformats.org/wordprocessingml/2006/main" xmlns:w14="http://schemas.microsoft.com/office/word/2010/wordml" xmlns:w15="http://schemas.microsoft.com/office/word/2012/wordml" xmlns:w16cex="http://schemas.microsoft.com/office/word/2018/wordml/cex" xmlns:w16cid="http://schemas.microsoft.com/office/word/2016/wordml/cid" xmlns:w16="http://schemas.microsoft.com/office/word/2018/wordml" xmlns:w16du="http://schemas.microsoft.com/office/word/2023/wordml/word16du" xmlns:w16sdtdh="http://schemas.microsoft.com/office/word/2020/wordml/sdtdatahash" xmlns:w16sdtfl="http://schemas.microsoft.com/office/word/2024/wordml/sdtformatlock" xmlns:w16se="http://schemas.microsoft.com/office/word/2015/wordml/symex" xmlns:wpg="http://schemas.microsoft.com/office/word/2010/wordprocessingGroup" xmlns:wpi="http://schemas.microsoft.com/office/word/2010/wordprocessingInk" xmlns:wne="http://schemas.microsoft.com/office/word/2006/wordml" xmlns:wps="http://schemas.microsoft.com/office/word/2010/wordprocessingShape" mc:Ignorable="w14 w15 w16se w16cid w16 w16cex w16sdtdh w16sdtfl w16du wp14">
+  <w:abstractNum w:abstractNumId="0" w15:restartNumberingAfterBreak="0">
+    <w:nsid w:val="681E0F19"/>
+    <w:multiLevelType w:val="multilevel"/>
+    <w:tmpl w:val="E250D842"/>
+    <w:lvl w:ilvl="0">
+      <w:start w:val="1"/>
+      <w:numFmt w:val="bullet"/>
+      <w:lvlText w:val=""/>
+      <w:lvlJc w:val="left"/>
+      <w:pPr>
+        <w:tabs>
+          <w:tab w:val="num" w:pos="720"/>
+        </w:tabs>
+        <w:ind w:left="720" w:hanging="360"/>
+      </w:pPr>
+      <w:rPr>
+        <w:rFonts w:ascii="Symbol" w:hAnsi="Symbol" w:hint="default"/>
+        <w:sz w:val="20"/>
+      </w:rPr>
+    </w:lvl>
+    <w:lvl w:ilvl="1" w:tentative="1">
+      <w:start w:val="1"/>
+      <w:numFmt w:val="bullet"/>
+      <w:lvlText w:val="o"/>
+      <w:lvlJc w:val="left"/>
+      <w:pPr>
+        <w:tabs>
+          <w:tab w:val="num" w:pos="1440"/>
+        </w:tabs>
+        <w:ind w:left="1440" w:hanging="360"/>
+      </w:pPr>
+      <w:rPr>
+        <w:rFonts w:ascii="Courier New" w:hAnsi="Courier New" w:hint="default"/>
+        <w:sz w:val="20"/>
+      </w:rPr>
+    </w:lvl>
+    <w:lvl w:ilvl="2" w:tentative="1">
+      <w:start w:val="1"/>
+      <w:numFmt w:val="bullet"/>
+      <w:lvlText w:val=""/>
+      <w:lvlJc w:val="left"/>
+      <w:pPr>
+        <w:tabs>
+          <w:tab w:val="num" w:pos="2160"/>
+        </w:tabs>
+        <w:ind w:left="2160" w:hanging="360"/>
+      </w:pPr>
+      <w:rPr>
+        <w:rFonts w:ascii="Wingdings" w:hAnsi="Wingdings" w:hint="default"/>
+        <w:sz w:val="20"/>
+      </w:rPr>
+    </w:lvl>
+    <w:lvl w:ilvl="3" w:tentative="1">
+      <w:start w:val="1"/>
+      <w:numFmt w:val="bullet"/>
+      <w:lvlText w:val=""/>
+      <w:lvlJc w:val="left"/>
+      <w:pPr>
+        <w:tabs>
+          <w:tab w:val="num" w:pos="2880"/>
+        </w:tabs>
+        <w:ind w:left="2880" w:hanging="360"/>
+      </w:pPr>
+      <w:rPr>
+        <w:rFonts w:ascii="Wingdings" w:hAnsi="Wingdings" w:hint="default"/>
+        <w:sz w:val="20"/>
+      </w:rPr>
+    </w:lvl>
+    <w:lvl w:ilvl="4" w:tentative="1">
+      <w:start w:val="1"/>
+      <w:numFmt w:val="bullet"/>
+      <w:lvlText w:val=""/>
+      <w:lvlJc w:val="left"/>
+      <w:pPr>
+        <w:tabs>
+          <w:tab w:val="num" w:pos="3600"/>
+        </w:tabs>
+        <w:ind w:left="3600" w:hanging="360"/>
+      </w:pPr>
+      <w:rPr>
+        <w:rFonts w:ascii="Wingdings" w:hAnsi="Wingdings" w:hint="default"/>
+        <w:sz w:val="20"/>
+      </w:rPr>
+    </w:lvl>
+    <w:lvl w:ilvl="5" w:tentative="1">
+      <w:start w:val="1"/>
+      <w:numFmt w:val="bullet"/>
+      <w:lvlText w:val=""/>
+      <w:lvlJc w:val="left"/>
+      <w:pPr>
+        <w:tabs>
+          <w:tab w:val="num" w:pos="4320"/>
+        </w:tabs>
+        <w:ind w:left="4320" w:hanging="360"/>
+      </w:pPr>
+      <w:rPr>
+        <w:rFonts w:ascii="Wingdings" w:hAnsi="Wingdings" w:hint="default"/>
+        <w:sz w:val="20"/>
+      </w:rPr>
+    </w:lvl>
+    <w:lvl w:ilvl="6" w:tentative="1">
+      <w:start w:val="1"/>
+      <w:numFmt w:val="bullet"/>
+      <w:lvlText w:val=""/>
+      <w:lvlJc w:val="left"/>
+      <w:pPr>
+        <w:tabs>
+          <w:tab w:val="num" w:pos="5040"/>
+        </w:tabs>
+        <w:ind w:left="5040" w:hanging="360"/>
+      </w:pPr>
+      <w:rPr>
+        <w:rFonts w:ascii="Wingdings" w:hAnsi="Wingdings" w:hint="default"/>
+        <w:sz w:val="20"/>
+      </w:rPr>
+    </w:lvl>
+    <w:lvl w:ilvl="7" w:tentative="1">
+      <w:start w:val="1"/>
+      <w:numFmt w:val="bullet"/>
+      <w:lvlText w:val=""/>
+      <w:lvlJc w:val="left"/>
+      <w:pPr>
+        <w:tabs>
+          <w:tab w:val="num" w:pos="5760"/>
+        </w:tabs>
+        <w:ind w:left="5760" w:hanging="360"/>
+      </w:pPr>
+      <w:rPr>
+        <w:rFonts w:ascii="Wingdings" w:hAnsi="Wingdings" w:hint="default"/>
+        <w:sz w:val="20"/>
+      </w:rPr>
+    </w:lvl>
+    <w:lvl w:ilvl="8" w:tentative="1">
+      <w:start w:val="1"/>
+      <w:numFmt w:val="bullet"/>
+      <w:lvlText w:val=""/>
+      <w:lvlJc w:val="left"/>
+      <w:pPr>
+        <w:tabs>
+          <w:tab w:val="num" w:pos="6480"/>
+        </w:tabs>
+        <w:ind w:left="6480" w:hanging="360"/>
+      </w:pPr>
+      <w:rPr>
+        <w:rFonts w:ascii="Wingdings" w:hAnsi="Wingdings" w:hint="default"/>
+        <w:sz w:val="20"/>
+      </w:rPr>
+    </w:lvl>
+  </w:abstractNum>
+  <w:abstractNum w:abstractNumId="1" w15:restartNumberingAfterBreak="0">
+    <w:nsid w:val="73597D6E"/>
+    <w:multiLevelType w:val="multilevel"/>
+    <w:tmpl w:val="04E8A9CC"/>
+    <w:lvl w:ilvl="0">
+      <w:start w:val="1"/>
+      <w:numFmt w:val="bullet"/>
+      <w:lvlText w:val=""/>
+      <w:lvlJc w:val="left"/>
+      <w:pPr>
+        <w:tabs>
+          <w:tab w:val="num" w:pos="720"/>
+        </w:tabs>
+        <w:ind w:left="720" w:hanging="360"/>
+      </w:pPr>
+      <w:rPr>
+        <w:rFonts w:ascii="Symbol" w:hAnsi="Symbol" w:hint="default"/>
+        <w:sz w:val="20"/>
+      </w:rPr>
+    </w:lvl>
+    <w:lvl w:ilvl="1" w:tentative="1">
+      <w:start w:val="1"/>
+      <w:numFmt w:val="bullet"/>
+      <w:lvlText w:val="o"/>
+      <w:lvlJc w:val="left"/>
+      <w:pPr>
+        <w:tabs>
+          <w:tab w:val="num" w:pos="1440"/>
+        </w:tabs>
+        <w:ind w:left="1440" w:hanging="360"/>
+      </w:pPr>
+      <w:rPr>
+        <w:rFonts w:ascii="Courier New" w:hAnsi="Courier New" w:hint="default"/>
+        <w:sz w:val="20"/>
+      </w:rPr>
+    </w:lvl>
+    <w:lvl w:ilvl="2" w:tentative="1">
+      <w:start w:val="1"/>
+      <w:numFmt w:val="bullet"/>
+      <w:lvlText w:val=""/>
+      <w:lvlJc w:val="left"/>
+      <w:pPr>
+        <w:tabs>
+          <w:tab w:val="num" w:pos="2160"/>
+        </w:tabs>
+        <w:ind w:left="2160" w:hanging="360"/>
+      </w:pPr>
+      <w:rPr>
+        <w:rFonts w:ascii="Wingdings" w:hAnsi="Wingdings" w:hint="default"/>
+        <w:sz w:val="20"/>
+      </w:rPr>
+    </w:lvl>
+    <w:lvl w:ilvl="3" w:tentative="1">
+      <w:start w:val="1"/>
+      <w:numFmt w:val="bullet"/>
+      <w:lvlText w:val=""/>
+      <w:lvlJc w:val="left"/>
+      <w:pPr>
+        <w:tabs>
+          <w:tab w:val="num" w:pos="2880"/>
+        </w:tabs>
+        <w:ind w:left="2880" w:hanging="360"/>
+      </w:pPr>
+      <w:rPr>
+        <w:rFonts w:ascii="Wingdings" w:hAnsi="Wingdings" w:hint="default"/>
+        <w:sz w:val="20"/>
+      </w:rPr>
+    </w:lvl>
+    <w:lvl w:ilvl="4" w:tentative="1">
+      <w:start w:val="1"/>
+      <w:numFmt w:val="bullet"/>
+      <w:lvlText w:val=""/>
+      <w:lvlJc w:val="left"/>
+      <w:pPr>
+        <w:tabs>
+          <w:tab w:val="num" w:pos="3600"/>
+        </w:tabs>
+        <w:ind w:left="3600" w:hanging="360"/>
+      </w:pPr>
+      <w:rPr>
+        <w:rFonts w:ascii="Wingdings" w:hAnsi="Wingdings" w:hint="default"/>
+        <w:sz w:val="20"/>
+      </w:rPr>
+    </w:lvl>
+    <w:lvl w:ilvl="5" w:tentative="1">
+      <w:start w:val="1"/>
+      <w:numFmt w:val="bullet"/>
+      <w:lvlText w:val=""/>
+      <w:lvlJc w:val="left"/>
+      <w:pPr>
+        <w:tabs>
+          <w:tab w:val="num" w:pos="4320"/>
+        </w:tabs>
+        <w:ind w:left="4320" w:hanging="360"/>
+      </w:pPr>
+      <w:rPr>
+        <w:rFonts w:ascii="Wingdings" w:hAnsi="Wingdings" w:hint="default"/>
+        <w:sz w:val="20"/>
+      </w:rPr>
+    </w:lvl>
+    <w:lvl w:ilvl="6" w:tentative="1">
+      <w:start w:val="1"/>
+      <w:numFmt w:val="bullet"/>
+      <w:lvlText w:val=""/>
+      <w:lvlJc w:val="left"/>
+      <w:pPr>
+        <w:tabs>
+          <w:tab w:val="num" w:pos="5040"/>
+        </w:tabs>
+        <w:ind w:left="5040" w:hanging="360"/>
+      </w:pPr>
+      <w:rPr>
+        <w:rFonts w:ascii="Wingdings" w:hAnsi="Wingdings" w:hint="default"/>
+        <w:sz w:val="20"/>
+      </w:rPr>
+    </w:lvl>
+    <w:lvl w:ilvl="7" w:tentative="1">
+      <w:start w:val="1"/>
+      <w:numFmt w:val="bullet"/>
+      <w:lvlText w:val=""/>
+      <w:lvlJc w:val="left"/>
+      <w:pPr>
+        <w:tabs>
+          <w:tab w:val="num" w:pos="5760"/>
+        </w:tabs>
+        <w:ind w:left="5760" w:hanging="360"/>
+      </w:pPr>
+      <w:rPr>
+        <w:rFonts w:ascii="Wingdings" w:hAnsi="Wingdings" w:hint="default"/>
+        <w:sz w:val="20"/>
+      </w:rPr>
+    </w:lvl>
+    <w:lvl w:ilvl="8" w:tentative="1">
+      <w:start w:val="1"/>
+      <w:numFmt w:val="bullet"/>
+      <w:lvlText w:val=""/>
+      <w:lvlJc w:val="left"/>
+      <w:pPr>
+        <w:tabs>
+          <w:tab w:val="num" w:pos="6480"/>
+        </w:tabs>
+        <w:ind w:left="6480" w:hanging="360"/>
+      </w:pPr>
+      <w:rPr>
+        <w:rFonts w:ascii="Wingdings" w:hAnsi="Wingdings" w:hint="default"/>
+        <w:sz w:val="20"/>
+      </w:rPr>
+    </w:lvl>
+  </w:abstractNum>
+  <w:num w:numId="1" w16cid:durableId="1416244530">
+    <w:abstractNumId w:val="1"/>
+  </w:num>
+  <w:num w:numId="2" w16cid:durableId="2097358904">
+    <w:abstractNumId w:val="0"/>
+  </w:num>
+</w:numbering>
 </file>
 
 <file path=word/styles.xml><?xml version="1.0" encoding="utf-8"?>
@@ -440,7 +1044,7 @@
     <w:link w:val="Heading1Char"/>
     <w:uiPriority w:val="9"/>
     <w:qFormat/>
-    <w:rsid w:val="00373FD8"/>
+    <w:rsid w:val="00CA4D4A"/>
     <w:pPr>
       <w:keepNext/>
       <w:keepLines/>
@@ -463,7 +1067,7 @@
     <w:semiHidden/>
     <w:unhideWhenUsed/>
     <w:qFormat/>
-    <w:rsid w:val="00373FD8"/>
+    <w:rsid w:val="00CA4D4A"/>
     <w:pPr>
       <w:keepNext/>
       <w:keepLines/>
@@ -486,7 +1090,7 @@
     <w:semiHidden/>
     <w:unhideWhenUsed/>
     <w:qFormat/>
-    <w:rsid w:val="00373FD8"/>
+    <w:rsid w:val="00CA4D4A"/>
     <w:pPr>
       <w:keepNext/>
       <w:keepLines/>
@@ -509,7 +1113,7 @@
     <w:semiHidden/>
     <w:unhideWhenUsed/>
     <w:qFormat/>
-    <w:rsid w:val="00373FD8"/>
+    <w:rsid w:val="00CA4D4A"/>
     <w:pPr>
       <w:keepNext/>
       <w:keepLines/>
@@ -532,7 +1136,7 @@
     <w:semiHidden/>
     <w:unhideWhenUsed/>
     <w:qFormat/>
-    <w:rsid w:val="00373FD8"/>
+    <w:rsid w:val="00CA4D4A"/>
     <w:pPr>
       <w:keepNext/>
       <w:keepLines/>
@@ -553,7 +1157,7 @@
     <w:semiHidden/>
     <w:unhideWhenUsed/>
     <w:qFormat/>
-    <w:rsid w:val="00373FD8"/>
+    <w:rsid w:val="00CA4D4A"/>
     <w:pPr>
       <w:keepNext/>
       <w:keepLines/>
@@ -576,7 +1180,7 @@
     <w:semiHidden/>
     <w:unhideWhenUsed/>
     <w:qFormat/>
-    <w:rsid w:val="00373FD8"/>
+    <w:rsid w:val="00CA4D4A"/>
     <w:pPr>
       <w:keepNext/>
       <w:keepLines/>
@@ -597,7 +1201,7 @@
     <w:semiHidden/>
     <w:unhideWhenUsed/>
     <w:qFormat/>
-    <w:rsid w:val="00373FD8"/>
+    <w:rsid w:val="00CA4D4A"/>
     <w:pPr>
       <w:keepNext/>
       <w:keepLines/>
@@ -620,7 +1224,7 @@
     <w:semiHidden/>
     <w:unhideWhenUsed/>
     <w:qFormat/>
-    <w:rsid w:val="00373FD8"/>
+    <w:rsid w:val="00CA4D4A"/>
     <w:pPr>
       <w:keepNext/>
       <w:keepLines/>
@@ -635,7 +1239,6 @@
   <w:style w:type="character" w:default="1" w:styleId="DefaultParagraphFont">
     <w:name w:val="Default Paragraph Font"/>
     <w:uiPriority w:val="1"/>
-    <w:semiHidden/>
     <w:unhideWhenUsed/>
   </w:style>
   <w:style w:type="table" w:default="1" w:styleId="TableNormal">
@@ -664,7 +1267,7 @@
     <w:basedOn w:val="DefaultParagraphFont"/>
     <w:link w:val="Heading1"/>
     <w:uiPriority w:val="9"/>
-    <w:rsid w:val="00373FD8"/>
+    <w:rsid w:val="00CA4D4A"/>
     <w:rPr>
       <w:rFonts w:asciiTheme="majorHAnsi" w:eastAsiaTheme="majorEastAsia" w:hAnsiTheme="majorHAnsi" w:cstheme="majorBidi"/>
       <w:color w:val="2F5496" w:themeColor="accent1" w:themeShade="BF"/>
@@ -678,7 +1281,7 @@
     <w:link w:val="Heading2"/>
     <w:uiPriority w:val="9"/>
     <w:semiHidden/>
-    <w:rsid w:val="00373FD8"/>
+    <w:rsid w:val="00CA4D4A"/>
     <w:rPr>
       <w:rFonts w:asciiTheme="majorHAnsi" w:eastAsiaTheme="majorEastAsia" w:hAnsiTheme="majorHAnsi" w:cstheme="majorBidi"/>
       <w:color w:val="2F5496" w:themeColor="accent1" w:themeShade="BF"/>
@@ -692,7 +1295,7 @@
     <w:link w:val="Heading3"/>
     <w:uiPriority w:val="9"/>
     <w:semiHidden/>
-    <w:rsid w:val="00373FD8"/>
+    <w:rsid w:val="00CA4D4A"/>
     <w:rPr>
       <w:rFonts w:eastAsiaTheme="majorEastAsia" w:cstheme="majorBidi"/>
       <w:color w:val="2F5496" w:themeColor="accent1" w:themeShade="BF"/>
@@ -706,7 +1309,7 @@
     <w:link w:val="Heading4"/>
     <w:uiPriority w:val="9"/>
     <w:semiHidden/>
-    <w:rsid w:val="00373FD8"/>
+    <w:rsid w:val="00CA4D4A"/>
     <w:rPr>
       <w:rFonts w:eastAsiaTheme="majorEastAsia" w:cstheme="majorBidi"/>
       <w:i/>
@@ -720,7 +1323,7 @@
     <w:link w:val="Heading5"/>
     <w:uiPriority w:val="9"/>
     <w:semiHidden/>
-    <w:rsid w:val="00373FD8"/>
+    <w:rsid w:val="00CA4D4A"/>
     <w:rPr>
       <w:rFonts w:eastAsiaTheme="majorEastAsia" w:cstheme="majorBidi"/>
       <w:color w:val="2F5496" w:themeColor="accent1" w:themeShade="BF"/>
@@ -732,7 +1335,7 @@
     <w:link w:val="Heading6"/>
     <w:uiPriority w:val="9"/>
     <w:semiHidden/>
-    <w:rsid w:val="00373FD8"/>
+    <w:rsid w:val="00CA4D4A"/>
     <w:rPr>
       <w:rFonts w:eastAsiaTheme="majorEastAsia" w:cstheme="majorBidi"/>
       <w:i/>
@@ -746,7 +1349,7 @@
     <w:link w:val="Heading7"/>
     <w:uiPriority w:val="9"/>
     <w:semiHidden/>
-    <w:rsid w:val="00373FD8"/>
+    <w:rsid w:val="00CA4D4A"/>
     <w:rPr>
       <w:rFonts w:eastAsiaTheme="majorEastAsia" w:cstheme="majorBidi"/>
       <w:color w:val="595959" w:themeColor="text1" w:themeTint="A6"/>
@@ -758,7 +1361,7 @@
     <w:link w:val="Heading8"/>
     <w:uiPriority w:val="9"/>
     <w:semiHidden/>
-    <w:rsid w:val="00373FD8"/>
+    <w:rsid w:val="00CA4D4A"/>
     <w:rPr>
       <w:rFonts w:eastAsiaTheme="majorEastAsia" w:cstheme="majorBidi"/>
       <w:i/>
@@ -772,7 +1375,7 @@
     <w:link w:val="Heading9"/>
     <w:uiPriority w:val="9"/>
     <w:semiHidden/>
-    <w:rsid w:val="00373FD8"/>
+    <w:rsid w:val="00CA4D4A"/>
     <w:rPr>
       <w:rFonts w:eastAsiaTheme="majorEastAsia" w:cstheme="majorBidi"/>
       <w:color w:val="272727" w:themeColor="text1" w:themeTint="D8"/>
@@ -785,7 +1388,7 @@
     <w:link w:val="TitleChar"/>
     <w:uiPriority w:val="10"/>
     <w:qFormat/>
-    <w:rsid w:val="00373FD8"/>
+    <w:rsid w:val="00CA4D4A"/>
     <w:pPr>
       <w:spacing w:after="80" w:line="240" w:lineRule="auto"/>
       <w:contextualSpacing/>
@@ -803,7 +1406,7 @@
     <w:basedOn w:val="DefaultParagraphFont"/>
     <w:link w:val="Title"/>
     <w:uiPriority w:val="10"/>
-    <w:rsid w:val="00373FD8"/>
+    <w:rsid w:val="00CA4D4A"/>
     <w:rPr>
       <w:rFonts w:asciiTheme="majorHAnsi" w:eastAsiaTheme="majorEastAsia" w:hAnsiTheme="majorHAnsi" w:cstheme="majorBidi"/>
       <w:spacing w:val="-10"/>
@@ -819,7 +1422,7 @@
     <w:link w:val="SubtitleChar"/>
     <w:uiPriority w:val="11"/>
     <w:qFormat/>
-    <w:rsid w:val="00373FD8"/>
+    <w:rsid w:val="00CA4D4A"/>
     <w:pPr>
       <w:numPr>
         <w:ilvl w:val="1"/>
@@ -838,7 +1441,7 @@
     <w:basedOn w:val="DefaultParagraphFont"/>
     <w:link w:val="Subtitle"/>
     <w:uiPriority w:val="11"/>
-    <w:rsid w:val="00373FD8"/>
+    <w:rsid w:val="00CA4D4A"/>
     <w:rPr>
       <w:rFonts w:eastAsiaTheme="majorEastAsia" w:cstheme="majorBidi"/>
       <w:color w:val="595959" w:themeColor="text1" w:themeTint="A6"/>
@@ -854,7 +1457,7 @@
     <w:link w:val="QuoteChar"/>
     <w:uiPriority w:val="29"/>
     <w:qFormat/>
-    <w:rsid w:val="00373FD8"/>
+    <w:rsid w:val="00CA4D4A"/>
     <w:pPr>
       <w:spacing w:before="160"/>
       <w:jc w:val="center"/>
@@ -870,7 +1473,7 @@
     <w:basedOn w:val="DefaultParagraphFont"/>
     <w:link w:val="Quote"/>
     <w:uiPriority w:val="29"/>
-    <w:rsid w:val="00373FD8"/>
+    <w:rsid w:val="00CA4D4A"/>
     <w:rPr>
       <w:i/>
       <w:iCs/>
@@ -882,7 +1485,7 @@
     <w:basedOn w:val="Normal"/>
     <w:uiPriority w:val="34"/>
     <w:qFormat/>
-    <w:rsid w:val="00373FD8"/>
+    <w:rsid w:val="00CA4D4A"/>
     <w:pPr>
       <w:ind w:left="720"/>
       <w:contextualSpacing/>
@@ -893,7 +1496,7 @@
     <w:basedOn w:val="DefaultParagraphFont"/>
     <w:uiPriority w:val="21"/>
     <w:qFormat/>
-    <w:rsid w:val="00373FD8"/>
+    <w:rsid w:val="00CA4D4A"/>
     <w:rPr>
       <w:i/>
       <w:iCs/>
@@ -907,7 +1510,7 @@
     <w:link w:val="IntenseQuoteChar"/>
     <w:uiPriority w:val="30"/>
     <w:qFormat/>
-    <w:rsid w:val="00373FD8"/>
+    <w:rsid w:val="00CA4D4A"/>
     <w:pPr>
       <w:pBdr>
         <w:top w:val="single" w:sz="4" w:space="10" w:color="2F5496" w:themeColor="accent1" w:themeShade="BF"/>
@@ -928,7 +1531,7 @@
     <w:basedOn w:val="DefaultParagraphFont"/>
     <w:link w:val="IntenseQuote"/>
     <w:uiPriority w:val="30"/>
-    <w:rsid w:val="00373FD8"/>
+    <w:rsid w:val="00CA4D4A"/>
     <w:rPr>
       <w:i/>
       <w:iCs/>
@@ -940,13 +1543,24 @@
     <w:basedOn w:val="DefaultParagraphFont"/>
     <w:uiPriority w:val="32"/>
     <w:qFormat/>
-    <w:rsid w:val="00373FD8"/>
+    <w:rsid w:val="00CA4D4A"/>
     <w:rPr>
       <w:b/>
       <w:bCs/>
       <w:smallCaps/>
       <w:color w:val="2F5496" w:themeColor="accent1" w:themeShade="BF"/>
       <w:spacing w:val="5"/>
+    </w:rPr>
+  </w:style>
+  <w:style w:type="paragraph" w:styleId="NormalWeb">
+    <w:name w:val="Normal (Web)"/>
+    <w:basedOn w:val="Normal"/>
+    <w:uiPriority w:val="99"/>
+    <w:semiHidden/>
+    <w:unhideWhenUsed/>
+    <w:rsid w:val="002445A7"/>
+    <w:rPr>
+      <w:rFonts w:ascii="Times New Roman" w:hAnsi="Times New Roman" w:cs="Times New Roman"/>
     </w:rPr>
   </w:style>
 </w:styles>

--- a/RetailEasy Documentation.docx
+++ b/RetailEasy Documentation.docx
@@ -14,8 +14,9 @@
           <w:szCs w:val="36"/>
         </w:rPr>
       </w:pPr>
-      <w:proofErr w:type="spellStart"/>
-      <w:r>
+    </w:p>
+    <w:p>
+      <w:pPr>
         <w:rPr>
           <w:rFonts w:ascii="Times New Roman" w:hAnsi="Times New Roman" w:cs="Times New Roman"/>
           <w:b/>
@@ -23,9 +24,7 @@
           <w:sz w:val="36"/>
           <w:szCs w:val="36"/>
         </w:rPr>
-        <w:t>RetailEasy</w:t>
-      </w:r>
-      <w:proofErr w:type="spellEnd"/>
+      </w:pPr>
       <w:r>
         <w:rPr>
           <w:rFonts w:ascii="Times New Roman" w:hAnsi="Times New Roman" w:cs="Times New Roman"/>
@@ -34,35 +33,11 @@
           <w:sz w:val="36"/>
           <w:szCs w:val="36"/>
         </w:rPr>
-        <w:t xml:space="preserve"> </w:t>
-      </w:r>
-      <w:proofErr w:type="spellStart"/>
-      <w:r>
-        <w:rPr>
-          <w:rFonts w:ascii="Times New Roman" w:hAnsi="Times New Roman" w:cs="Times New Roman"/>
-          <w:b/>
-          <w:bCs/>
-          <w:sz w:val="36"/>
-          <w:szCs w:val="36"/>
-        </w:rPr>
-        <w:t>Pvt.</w:t>
-      </w:r>
-      <w:proofErr w:type="spellEnd"/>
-      <w:r>
-        <w:rPr>
-          <w:rFonts w:ascii="Times New Roman" w:hAnsi="Times New Roman" w:cs="Times New Roman"/>
-          <w:b/>
-          <w:bCs/>
-          <w:sz w:val="36"/>
-          <w:szCs w:val="36"/>
-        </w:rPr>
-        <w:t xml:space="preserve"> Ltd.</w:t>
-      </w:r>
-    </w:p>
-    <w:p>
-      <w:pPr>
-        <w:spacing w:line="180" w:lineRule="auto"/>
-        <w:jc w:val="center"/>
+        <w:t>RetailEasy Pvt. Ltd.</w:t>
+      </w:r>
+    </w:p>
+    <w:p>
+      <w:pPr>
         <w:rPr>
           <w:rFonts w:ascii="Times New Roman" w:hAnsi="Times New Roman" w:cs="Times New Roman"/>
           <w:b/>
@@ -84,6 +59,17 @@
     </w:p>
     <w:p>
       <w:pPr>
+        <w:rPr>
+          <w:rFonts w:ascii="Times New Roman" w:hAnsi="Times New Roman" w:cs="Times New Roman"/>
+          <w:b/>
+          <w:bCs/>
+          <w:sz w:val="36"/>
+          <w:szCs w:val="36"/>
+        </w:rPr>
+      </w:pPr>
+    </w:p>
+    <w:p>
+      <w:pPr>
         <w:spacing w:line="180" w:lineRule="auto"/>
       </w:pPr>
       <w:r>
@@ -116,6 +102,611 @@
     </w:p>
     <w:p>
       <w:pPr>
+        <w:rPr>
+          <w:rFonts w:ascii="Times New Roman" w:hAnsi="Times New Roman" w:cs="Times New Roman"/>
+          <w:b/>
+          <w:bCs/>
+          <w:sz w:val="36"/>
+          <w:szCs w:val="36"/>
+        </w:rPr>
+      </w:pPr>
+    </w:p>
+    <w:p>
+      <w:pPr>
+        <w:rPr>
+          <w:rFonts w:ascii="Times New Roman" w:hAnsi="Times New Roman" w:cs="Times New Roman"/>
+          <w:b/>
+          <w:bCs/>
+          <w:sz w:val="36"/>
+          <w:szCs w:val="36"/>
+        </w:rPr>
+      </w:pPr>
+      <w:r>
+        <w:rPr>
+          <w:rFonts w:ascii="Times New Roman" w:hAnsi="Times New Roman" w:cs="Times New Roman"/>
+          <w:b/>
+          <w:bCs/>
+          <w:sz w:val="36"/>
+          <w:szCs w:val="36"/>
+        </w:rPr>
+        <w:br w:type="page"/>
+      </w:r>
+    </w:p>
+    <w:p>
+      <w:pPr>
+        <w:rPr>
+          <w:rFonts w:ascii="Times New Roman" w:hAnsi="Times New Roman" w:cs="Times New Roman"/>
+          <w:b/>
+          <w:bCs/>
+          <w:sz w:val="36"/>
+          <w:szCs w:val="36"/>
+        </w:rPr>
+      </w:pPr>
+      <w:r>
+        <w:rPr>
+          <w:rFonts w:ascii="Times New Roman" w:hAnsi="Times New Roman" w:cs="Times New Roman"/>
+          <w:b/>
+          <w:bCs/>
+          <w:sz w:val="36"/>
+          <w:szCs w:val="36"/>
+        </w:rPr>
+        <w:lastRenderedPageBreak/>
+        <w:t xml:space="preserve">Table of Content </w:t>
+      </w:r>
+    </w:p>
+    <w:tbl>
+      <w:tblPr>
+        <w:tblStyle w:val="TableGrid"/>
+        <w:tblW w:w="0" w:type="auto"/>
+        <w:tblLook w:val="04A0" w:firstRow="1" w:lastRow="0" w:firstColumn="1" w:lastColumn="0" w:noHBand="0" w:noVBand="1"/>
+      </w:tblPr>
+      <w:tblGrid>
+        <w:gridCol w:w="1129"/>
+        <w:gridCol w:w="9065"/>
+      </w:tblGrid>
+      <w:tr>
+        <w:tc>
+          <w:tcPr>
+            <w:tcW w:w="1129" w:type="dxa"/>
+          </w:tcPr>
+          <w:p>
+            <w:pPr>
+              <w:rPr>
+                <w:rFonts w:ascii="Times New Roman" w:hAnsi="Times New Roman" w:cs="Times New Roman"/>
+                <w:b/>
+                <w:bCs/>
+                <w:sz w:val="36"/>
+                <w:szCs w:val="36"/>
+              </w:rPr>
+            </w:pPr>
+            <w:r>
+              <w:rPr>
+                <w:rFonts w:ascii="Times New Roman" w:hAnsi="Times New Roman" w:cs="Times New Roman"/>
+                <w:b/>
+                <w:bCs/>
+                <w:sz w:val="36"/>
+                <w:szCs w:val="36"/>
+              </w:rPr>
+              <w:t>Sr.no</w:t>
+            </w:r>
+          </w:p>
+        </w:tc>
+        <w:tc>
+          <w:tcPr>
+            <w:tcW w:w="9065" w:type="dxa"/>
+          </w:tcPr>
+          <w:p>
+            <w:pPr>
+              <w:rPr>
+                <w:rFonts w:ascii="Times New Roman" w:hAnsi="Times New Roman" w:cs="Times New Roman"/>
+                <w:b/>
+                <w:bCs/>
+                <w:sz w:val="36"/>
+                <w:szCs w:val="36"/>
+              </w:rPr>
+            </w:pPr>
+            <w:r>
+              <w:rPr>
+                <w:rFonts w:ascii="Times New Roman" w:hAnsi="Times New Roman" w:cs="Times New Roman"/>
+                <w:b/>
+                <w:bCs/>
+                <w:sz w:val="36"/>
+                <w:szCs w:val="36"/>
+              </w:rPr>
+              <w:t>Content</w:t>
+            </w:r>
+          </w:p>
+        </w:tc>
+      </w:tr>
+      <w:tr>
+        <w:tc>
+          <w:tcPr>
+            <w:tcW w:w="1129" w:type="dxa"/>
+          </w:tcPr>
+          <w:p>
+            <w:pPr>
+              <w:rPr>
+                <w:rFonts w:ascii="Times New Roman" w:hAnsi="Times New Roman" w:cs="Times New Roman"/>
+                <w:b/>
+                <w:bCs/>
+                <w:sz w:val="36"/>
+                <w:szCs w:val="36"/>
+              </w:rPr>
+            </w:pPr>
+            <w:r>
+              <w:rPr>
+                <w:rFonts w:ascii="Times New Roman" w:hAnsi="Times New Roman" w:cs="Times New Roman"/>
+                <w:b/>
+                <w:bCs/>
+                <w:sz w:val="36"/>
+                <w:szCs w:val="36"/>
+              </w:rPr>
+              <w:t>1.</w:t>
+            </w:r>
+          </w:p>
+        </w:tc>
+        <w:tc>
+          <w:tcPr>
+            <w:tcW w:w="9065" w:type="dxa"/>
+          </w:tcPr>
+          <w:p>
+            <w:pPr>
+              <w:rPr>
+                <w:rFonts w:ascii="Times New Roman" w:hAnsi="Times New Roman" w:cs="Times New Roman"/>
+                <w:b/>
+                <w:bCs/>
+                <w:sz w:val="36"/>
+                <w:szCs w:val="36"/>
+              </w:rPr>
+            </w:pPr>
+            <w:r>
+              <w:rPr>
+                <w:rFonts w:ascii="Times New Roman" w:hAnsi="Times New Roman" w:cs="Times New Roman"/>
+                <w:b/>
+                <w:bCs/>
+                <w:sz w:val="36"/>
+                <w:szCs w:val="36"/>
+              </w:rPr>
+              <w:t>Project Overview</w:t>
+            </w:r>
+          </w:p>
+        </w:tc>
+      </w:tr>
+      <w:tr>
+        <w:tc>
+          <w:tcPr>
+            <w:tcW w:w="1129" w:type="dxa"/>
+          </w:tcPr>
+          <w:p>
+            <w:pPr>
+              <w:rPr>
+                <w:rFonts w:ascii="Times New Roman" w:hAnsi="Times New Roman" w:cs="Times New Roman"/>
+                <w:b/>
+                <w:bCs/>
+                <w:sz w:val="36"/>
+                <w:szCs w:val="36"/>
+              </w:rPr>
+            </w:pPr>
+            <w:r>
+              <w:rPr>
+                <w:rFonts w:ascii="Times New Roman" w:hAnsi="Times New Roman" w:cs="Times New Roman"/>
+                <w:b/>
+                <w:bCs/>
+                <w:sz w:val="36"/>
+                <w:szCs w:val="36"/>
+              </w:rPr>
+              <w:t>2.</w:t>
+            </w:r>
+          </w:p>
+        </w:tc>
+        <w:tc>
+          <w:tcPr>
+            <w:tcW w:w="9065" w:type="dxa"/>
+          </w:tcPr>
+          <w:p>
+            <w:pPr>
+              <w:rPr>
+                <w:rFonts w:ascii="Times New Roman" w:hAnsi="Times New Roman" w:cs="Times New Roman"/>
+                <w:b/>
+                <w:bCs/>
+                <w:sz w:val="36"/>
+                <w:szCs w:val="36"/>
+              </w:rPr>
+            </w:pPr>
+            <w:r>
+              <w:rPr>
+                <w:rFonts w:ascii="Times New Roman" w:hAnsi="Times New Roman" w:cs="Times New Roman"/>
+                <w:b/>
+                <w:bCs/>
+                <w:sz w:val="36"/>
+                <w:szCs w:val="36"/>
+              </w:rPr>
+              <w:t>Business Problem Statement</w:t>
+            </w:r>
+          </w:p>
+        </w:tc>
+      </w:tr>
+      <w:tr>
+        <w:tc>
+          <w:tcPr>
+            <w:tcW w:w="1129" w:type="dxa"/>
+          </w:tcPr>
+          <w:p>
+            <w:pPr>
+              <w:rPr>
+                <w:rFonts w:ascii="Times New Roman" w:hAnsi="Times New Roman" w:cs="Times New Roman"/>
+                <w:b/>
+                <w:bCs/>
+                <w:sz w:val="36"/>
+                <w:szCs w:val="36"/>
+              </w:rPr>
+            </w:pPr>
+            <w:r>
+              <w:rPr>
+                <w:rFonts w:ascii="Times New Roman" w:hAnsi="Times New Roman" w:cs="Times New Roman"/>
+                <w:b/>
+                <w:bCs/>
+                <w:sz w:val="36"/>
+                <w:szCs w:val="36"/>
+              </w:rPr>
+              <w:t>3.</w:t>
+            </w:r>
+          </w:p>
+        </w:tc>
+        <w:tc>
+          <w:tcPr>
+            <w:tcW w:w="9065" w:type="dxa"/>
+          </w:tcPr>
+          <w:p>
+            <w:pPr>
+              <w:rPr>
+                <w:rFonts w:ascii="Times New Roman" w:hAnsi="Times New Roman" w:cs="Times New Roman"/>
+                <w:b/>
+                <w:bCs/>
+                <w:sz w:val="36"/>
+                <w:szCs w:val="36"/>
+              </w:rPr>
+            </w:pPr>
+            <w:r>
+              <w:rPr>
+                <w:rFonts w:ascii="Times New Roman" w:hAnsi="Times New Roman" w:cs="Times New Roman"/>
+                <w:b/>
+                <w:bCs/>
+                <w:sz w:val="36"/>
+                <w:szCs w:val="36"/>
+              </w:rPr>
+              <w:t>Business Objective</w:t>
+            </w:r>
+          </w:p>
+        </w:tc>
+      </w:tr>
+      <w:tr>
+        <w:tc>
+          <w:tcPr>
+            <w:tcW w:w="1129" w:type="dxa"/>
+          </w:tcPr>
+          <w:p>
+            <w:pPr>
+              <w:rPr>
+                <w:rFonts w:ascii="Times New Roman" w:hAnsi="Times New Roman" w:cs="Times New Roman"/>
+                <w:b/>
+                <w:bCs/>
+                <w:sz w:val="36"/>
+                <w:szCs w:val="36"/>
+              </w:rPr>
+            </w:pPr>
+            <w:r>
+              <w:rPr>
+                <w:rFonts w:ascii="Times New Roman" w:hAnsi="Times New Roman" w:cs="Times New Roman"/>
+                <w:b/>
+                <w:bCs/>
+                <w:sz w:val="36"/>
+                <w:szCs w:val="36"/>
+              </w:rPr>
+              <w:t>4.</w:t>
+            </w:r>
+          </w:p>
+        </w:tc>
+        <w:tc>
+          <w:tcPr>
+            <w:tcW w:w="9065" w:type="dxa"/>
+          </w:tcPr>
+          <w:p>
+            <w:pPr>
+              <w:rPr>
+                <w:rFonts w:ascii="Times New Roman" w:hAnsi="Times New Roman" w:cs="Times New Roman"/>
+                <w:b/>
+                <w:bCs/>
+                <w:sz w:val="36"/>
+                <w:szCs w:val="36"/>
+              </w:rPr>
+            </w:pPr>
+            <w:r>
+              <w:rPr>
+                <w:rFonts w:ascii="Times New Roman" w:hAnsi="Times New Roman" w:cs="Times New Roman"/>
+                <w:b/>
+                <w:bCs/>
+                <w:sz w:val="36"/>
+                <w:szCs w:val="36"/>
+              </w:rPr>
+              <w:t>Scope</w:t>
+            </w:r>
+          </w:p>
+        </w:tc>
+      </w:tr>
+      <w:tr>
+        <w:tc>
+          <w:tcPr>
+            <w:tcW w:w="1129" w:type="dxa"/>
+          </w:tcPr>
+          <w:p>
+            <w:pPr>
+              <w:rPr>
+                <w:rFonts w:ascii="Times New Roman" w:hAnsi="Times New Roman" w:cs="Times New Roman"/>
+                <w:b/>
+                <w:bCs/>
+                <w:sz w:val="36"/>
+                <w:szCs w:val="36"/>
+              </w:rPr>
+            </w:pPr>
+            <w:r>
+              <w:rPr>
+                <w:rFonts w:ascii="Times New Roman" w:hAnsi="Times New Roman" w:cs="Times New Roman"/>
+                <w:b/>
+                <w:bCs/>
+                <w:sz w:val="36"/>
+                <w:szCs w:val="36"/>
+              </w:rPr>
+              <w:t>5.</w:t>
+            </w:r>
+          </w:p>
+        </w:tc>
+        <w:tc>
+          <w:tcPr>
+            <w:tcW w:w="9065" w:type="dxa"/>
+          </w:tcPr>
+          <w:p>
+            <w:pPr>
+              <w:rPr>
+                <w:rFonts w:ascii="Times New Roman" w:hAnsi="Times New Roman" w:cs="Times New Roman"/>
+                <w:b/>
+                <w:bCs/>
+                <w:sz w:val="36"/>
+                <w:szCs w:val="36"/>
+              </w:rPr>
+            </w:pPr>
+            <w:r>
+              <w:rPr>
+                <w:rFonts w:ascii="Times New Roman" w:hAnsi="Times New Roman" w:cs="Times New Roman"/>
+                <w:b/>
+                <w:bCs/>
+                <w:sz w:val="36"/>
+                <w:szCs w:val="36"/>
+              </w:rPr>
+              <w:t>Stakeholders</w:t>
+            </w:r>
+          </w:p>
+        </w:tc>
+      </w:tr>
+      <w:tr>
+        <w:tc>
+          <w:tcPr>
+            <w:tcW w:w="1129" w:type="dxa"/>
+          </w:tcPr>
+          <w:p>
+            <w:pPr>
+              <w:rPr>
+                <w:rFonts w:ascii="Times New Roman" w:hAnsi="Times New Roman" w:cs="Times New Roman"/>
+                <w:b/>
+                <w:bCs/>
+                <w:sz w:val="36"/>
+                <w:szCs w:val="36"/>
+              </w:rPr>
+            </w:pPr>
+            <w:r>
+              <w:rPr>
+                <w:rFonts w:ascii="Times New Roman" w:hAnsi="Times New Roman" w:cs="Times New Roman"/>
+                <w:b/>
+                <w:bCs/>
+                <w:sz w:val="36"/>
+                <w:szCs w:val="36"/>
+              </w:rPr>
+              <w:t>6.</w:t>
+            </w:r>
+          </w:p>
+        </w:tc>
+        <w:tc>
+          <w:tcPr>
+            <w:tcW w:w="9065" w:type="dxa"/>
+          </w:tcPr>
+          <w:p>
+            <w:pPr>
+              <w:rPr>
+                <w:rFonts w:ascii="Times New Roman" w:hAnsi="Times New Roman" w:cs="Times New Roman"/>
+                <w:b/>
+                <w:bCs/>
+                <w:sz w:val="36"/>
+                <w:szCs w:val="36"/>
+              </w:rPr>
+            </w:pPr>
+            <w:r>
+              <w:rPr>
+                <w:rFonts w:ascii="Times New Roman" w:hAnsi="Times New Roman" w:cs="Times New Roman"/>
+                <w:b/>
+                <w:bCs/>
+                <w:sz w:val="36"/>
+                <w:szCs w:val="36"/>
+              </w:rPr>
+              <w:t>Success Metrics</w:t>
+            </w:r>
+          </w:p>
+        </w:tc>
+      </w:tr>
+      <w:tr>
+        <w:tc>
+          <w:tcPr>
+            <w:tcW w:w="1129" w:type="dxa"/>
+          </w:tcPr>
+          <w:p>
+            <w:pPr>
+              <w:rPr>
+                <w:rFonts w:ascii="Times New Roman" w:hAnsi="Times New Roman" w:cs="Times New Roman"/>
+                <w:b/>
+                <w:bCs/>
+                <w:sz w:val="36"/>
+                <w:szCs w:val="36"/>
+              </w:rPr>
+            </w:pPr>
+            <w:r>
+              <w:rPr>
+                <w:rFonts w:ascii="Times New Roman" w:hAnsi="Times New Roman" w:cs="Times New Roman"/>
+                <w:b/>
+                <w:bCs/>
+                <w:sz w:val="36"/>
+                <w:szCs w:val="36"/>
+              </w:rPr>
+              <w:t>7.</w:t>
+            </w:r>
+          </w:p>
+        </w:tc>
+        <w:tc>
+          <w:tcPr>
+            <w:tcW w:w="9065" w:type="dxa"/>
+          </w:tcPr>
+          <w:p>
+            <w:pPr>
+              <w:rPr>
+                <w:rFonts w:ascii="Times New Roman" w:hAnsi="Times New Roman" w:cs="Times New Roman"/>
+                <w:b/>
+                <w:bCs/>
+                <w:sz w:val="36"/>
+                <w:szCs w:val="36"/>
+              </w:rPr>
+            </w:pPr>
+            <w:r>
+              <w:rPr>
+                <w:rFonts w:ascii="Times New Roman" w:hAnsi="Times New Roman" w:cs="Times New Roman"/>
+                <w:b/>
+                <w:bCs/>
+                <w:sz w:val="36"/>
+                <w:szCs w:val="36"/>
+              </w:rPr>
+              <w:t>Constraints and Assumptions</w:t>
+            </w:r>
+          </w:p>
+        </w:tc>
+      </w:tr>
+      <w:tr>
+        <w:tc>
+          <w:tcPr>
+            <w:tcW w:w="1129" w:type="dxa"/>
+          </w:tcPr>
+          <w:p>
+            <w:pPr>
+              <w:rPr>
+                <w:rFonts w:ascii="Times New Roman" w:hAnsi="Times New Roman" w:cs="Times New Roman"/>
+                <w:b/>
+                <w:bCs/>
+                <w:sz w:val="36"/>
+                <w:szCs w:val="36"/>
+              </w:rPr>
+            </w:pPr>
+            <w:r>
+              <w:rPr>
+                <w:rFonts w:ascii="Times New Roman" w:hAnsi="Times New Roman" w:cs="Times New Roman"/>
+                <w:b/>
+                <w:bCs/>
+                <w:sz w:val="36"/>
+                <w:szCs w:val="36"/>
+              </w:rPr>
+              <w:t>8.</w:t>
+            </w:r>
+          </w:p>
+        </w:tc>
+        <w:tc>
+          <w:tcPr>
+            <w:tcW w:w="9065" w:type="dxa"/>
+          </w:tcPr>
+          <w:p>
+            <w:pPr>
+              <w:rPr>
+                <w:rFonts w:ascii="Times New Roman" w:hAnsi="Times New Roman" w:cs="Times New Roman"/>
+                <w:b/>
+                <w:bCs/>
+                <w:sz w:val="36"/>
+                <w:szCs w:val="36"/>
+              </w:rPr>
+            </w:pPr>
+            <w:r>
+              <w:rPr>
+                <w:rFonts w:ascii="Times New Roman" w:hAnsi="Times New Roman" w:cs="Times New Roman"/>
+                <w:b/>
+                <w:bCs/>
+                <w:sz w:val="36"/>
+                <w:szCs w:val="36"/>
+              </w:rPr>
+              <w:t>Deliverables</w:t>
+            </w:r>
+          </w:p>
+        </w:tc>
+      </w:tr>
+    </w:tbl>
+    <w:p>
+      <w:pPr>
+        <w:rPr>
+          <w:rFonts w:ascii="Times New Roman" w:hAnsi="Times New Roman" w:cs="Times New Roman"/>
+          <w:b/>
+          <w:bCs/>
+          <w:sz w:val="36"/>
+          <w:szCs w:val="36"/>
+        </w:rPr>
+      </w:pPr>
+      <w:r>
+        <w:rPr>
+          <w:rFonts w:ascii="Times New Roman" w:hAnsi="Times New Roman" w:cs="Times New Roman"/>
+          <w:b/>
+          <w:bCs/>
+          <w:sz w:val="36"/>
+          <w:szCs w:val="36"/>
+        </w:rPr>
+        <w:br w:type="page"/>
+      </w:r>
+    </w:p>
+    <w:p>
+      <w:pPr>
+        <w:rPr>
+          <w:rFonts w:ascii="Times New Roman" w:hAnsi="Times New Roman" w:cs="Times New Roman"/>
+          <w:b/>
+          <w:bCs/>
+          <w:sz w:val="36"/>
+          <w:szCs w:val="36"/>
+        </w:rPr>
+      </w:pPr>
+    </w:p>
+    <w:p>
+      <w:pPr>
+        <w:rPr>
+          <w:rFonts w:ascii="Times New Roman" w:hAnsi="Times New Roman" w:cs="Times New Roman"/>
+          <w:b/>
+          <w:bCs/>
+          <w:sz w:val="36"/>
+          <w:szCs w:val="36"/>
+        </w:rPr>
+      </w:pPr>
+    </w:p>
+    <w:p>
+      <w:pPr>
+        <w:rPr>
+          <w:rFonts w:ascii="Times New Roman" w:hAnsi="Times New Roman" w:cs="Times New Roman"/>
+          <w:b/>
+          <w:bCs/>
+          <w:sz w:val="36"/>
+          <w:szCs w:val="36"/>
+        </w:rPr>
+      </w:pPr>
+    </w:p>
+    <w:p>
+      <w:pPr>
         <w:spacing w:line="180" w:lineRule="auto"/>
       </w:pPr>
       <w:r>
@@ -124,29 +715,8 @@
       <w:r>
         <w:br/>
       </w:r>
-      <w:proofErr w:type="spellStart"/>
-      <w:r>
-        <w:t>RetailEasy</w:t>
-      </w:r>
-      <w:proofErr w:type="spellEnd"/>
-      <w:r>
-        <w:t xml:space="preserve"> </w:t>
-      </w:r>
-      <w:proofErr w:type="spellStart"/>
-      <w:r>
-        <w:t>Pvt.</w:t>
-      </w:r>
-      <w:proofErr w:type="spellEnd"/>
-      <w:r>
-        <w:t xml:space="preserve"> Ltd. is a fast-growing Indian e-commerce company founded in Pune, Maharashtra. Initially established as a small fashion reseller, the company has expanded its operations across Maharashtra and Karnataka through its website and mobile application. </w:t>
-      </w:r>
-      <w:proofErr w:type="spellStart"/>
-      <w:r>
-        <w:t>RetailEasy</w:t>
-      </w:r>
-      <w:proofErr w:type="spellEnd"/>
-      <w:r>
-        <w:t xml:space="preserve"> currently sells clothing, footwear, and consumer electronics to a rapidly growing customer base.</w:t>
+      <w:r>
+        <w:t>RetailEasy Pvt. Ltd. is a fast-growing Indian e-commerce company founded in Pune, Maharashtra. Initially established as a small fashion reseller, the company has expanded its operations across Maharashtra and Karnataka through its website and mobile application. RetailEasy currently sells clothing, footwear, and consumer electronics to a rapidly growing customer base.</w:t>
       </w:r>
     </w:p>
     <w:p>
@@ -186,15 +756,7 @@
         <w:spacing w:line="180" w:lineRule="auto"/>
       </w:pPr>
       <w:r>
-        <w:t xml:space="preserve">Currently, </w:t>
-      </w:r>
-      <w:proofErr w:type="spellStart"/>
-      <w:r>
-        <w:t>RetailEasy</w:t>
-      </w:r>
-      <w:proofErr w:type="spellEnd"/>
-      <w:r>
-        <w:t xml:space="preserve"> manages product return requests manually through email communication. Customers initiate return requests by sending emails to the support team. These emails are reviewed by customer service agents either on the same day or the following day. In many cases, agents must request additional information such as the order ID, product images, and reason for return, which further delays the process as customers often respond a day later.</w:t>
+        <w:t>Currently, RetailEasy manages product return requests manually through email communication. Customers initiate return requests by sending emails to the support team. These emails are reviewed by customer service agents either on the same day or the following day. In many cases, agents must request additional information such as the order ID, product images, and reason for return, which further delays the process as customers often respond a day later.</w:t>
       </w:r>
     </w:p>
     <w:p>
@@ -290,15 +852,7 @@
         <w:spacing w:line="180" w:lineRule="auto"/>
       </w:pPr>
       <w:r>
-        <w:t xml:space="preserve">Return-related data is not captured properly, limiting the company’s ability to </w:t>
-      </w:r>
-      <w:proofErr w:type="spellStart"/>
-      <w:r>
-        <w:t>analyze</w:t>
-      </w:r>
-      <w:proofErr w:type="spellEnd"/>
-      <w:r>
-        <w:t xml:space="preserve"> trends and improve operations. </w:t>
+        <w:t xml:space="preserve">Return-related data is not captured properly, limiting the company’s ability to analyze trends and improve operations. </w:t>
       </w:r>
     </w:p>
     <w:p>
@@ -311,11 +865,1881 @@
     </w:p>
     <w:p>
       <w:pPr>
-        <w:spacing w:line="180" w:lineRule="auto"/>
-      </w:pPr>
+        <w:spacing w:before="100" w:beforeAutospacing="1" w:after="100" w:afterAutospacing="1" w:line="240" w:lineRule="auto"/>
+        <w:outlineLvl w:val="1"/>
+        <w:rPr>
+          <w:rFonts w:ascii="Times New Roman" w:eastAsia="Times New Roman" w:hAnsi="Times New Roman" w:cs="Times New Roman"/>
+          <w:b/>
+          <w:bCs/>
+          <w:kern w:val="0"/>
+          <w:sz w:val="36"/>
+          <w:szCs w:val="36"/>
+          <w:lang w:eastAsia="ja-JP" w:bidi="mr-IN"/>
+          <w14:ligatures w14:val="none"/>
+        </w:rPr>
+      </w:pPr>
+    </w:p>
+    <w:p>
+      <w:pPr>
+        <w:spacing w:before="100" w:beforeAutospacing="1" w:after="100" w:afterAutospacing="1" w:line="240" w:lineRule="auto"/>
+        <w:outlineLvl w:val="1"/>
+        <w:rPr>
+          <w:rFonts w:ascii="Times New Roman" w:eastAsia="Times New Roman" w:hAnsi="Times New Roman" w:cs="Times New Roman"/>
+          <w:b/>
+          <w:bCs/>
+          <w:kern w:val="0"/>
+          <w:sz w:val="36"/>
+          <w:szCs w:val="36"/>
+          <w:lang w:eastAsia="ja-JP" w:bidi="mr-IN"/>
+          <w14:ligatures w14:val="none"/>
+        </w:rPr>
+      </w:pPr>
+      <w:r>
+        <w:rPr>
+          <w:rFonts w:ascii="Times New Roman" w:eastAsia="Times New Roman" w:hAnsi="Times New Roman" w:cs="Times New Roman"/>
+          <w:b/>
+          <w:bCs/>
+          <w:kern w:val="0"/>
+          <w:sz w:val="36"/>
+          <w:szCs w:val="36"/>
+          <w:lang w:eastAsia="ja-JP" w:bidi="mr-IN"/>
+          <w14:ligatures w14:val="none"/>
+        </w:rPr>
+        <w:t>Business Objective</w:t>
+      </w:r>
+    </w:p>
+    <w:p>
+      <w:pPr>
+        <w:spacing w:before="100" w:beforeAutospacing="1" w:after="100" w:afterAutospacing="1" w:line="240" w:lineRule="auto"/>
+        <w:rPr>
+          <w:rFonts w:ascii="Times New Roman" w:eastAsia="Times New Roman" w:hAnsi="Times New Roman" w:cs="Times New Roman"/>
+          <w:kern w:val="0"/>
+          <w:lang w:eastAsia="ja-JP" w:bidi="mr-IN"/>
+          <w14:ligatures w14:val="none"/>
+        </w:rPr>
+      </w:pPr>
+      <w:r>
+        <w:rPr>
+          <w:rFonts w:ascii="Times New Roman" w:eastAsia="Times New Roman" w:hAnsi="Times New Roman" w:cs="Times New Roman"/>
+          <w:kern w:val="0"/>
+          <w:lang w:eastAsia="ja-JP" w:bidi="mr-IN"/>
+          <w14:ligatures w14:val="none"/>
+        </w:rPr>
+        <w:lastRenderedPageBreak/>
+        <w:t>The primary objective of this project is to design and implement an automated returns and refund management system for RetailEasy Pvt. Ltd. The proposed solution aims to streamline the complete return lifecycle, from return request initiation to refund processing and status updates.</w:t>
+      </w:r>
+    </w:p>
+    <w:p>
+      <w:pPr>
+        <w:spacing w:before="100" w:beforeAutospacing="1" w:after="100" w:afterAutospacing="1" w:line="240" w:lineRule="auto"/>
+        <w:rPr>
+          <w:rFonts w:ascii="Times New Roman" w:eastAsia="Times New Roman" w:hAnsi="Times New Roman" w:cs="Times New Roman"/>
+          <w:kern w:val="0"/>
+          <w:lang w:eastAsia="ja-JP" w:bidi="mr-IN"/>
+          <w14:ligatures w14:val="none"/>
+        </w:rPr>
+      </w:pPr>
+      <w:r>
+        <w:rPr>
+          <w:rFonts w:ascii="Times New Roman" w:eastAsia="Times New Roman" w:hAnsi="Times New Roman" w:cs="Times New Roman"/>
+          <w:kern w:val="0"/>
+          <w:lang w:eastAsia="ja-JP" w:bidi="mr-IN"/>
+          <w14:ligatures w14:val="none"/>
+        </w:rPr>
+        <w:t>The system will automate key activities such as return request validation, order eligibility verification based on the 7-day return policy, refund initiation, and customer status tracking. The solution is expected to reduce manual effort, improve operational efficiency, and provide better visibility into the returns process.</w:t>
+      </w:r>
+    </w:p>
+    <w:p>
+      <w:pPr>
+        <w:spacing w:before="100" w:beforeAutospacing="1" w:after="100" w:afterAutospacing="1" w:line="240" w:lineRule="auto"/>
+        <w:rPr>
+          <w:rFonts w:ascii="Times New Roman" w:eastAsia="Times New Roman" w:hAnsi="Times New Roman" w:cs="Times New Roman"/>
+          <w:kern w:val="0"/>
+          <w:lang w:eastAsia="ja-JP" w:bidi="mr-IN"/>
+          <w14:ligatures w14:val="none"/>
+        </w:rPr>
+      </w:pPr>
+      <w:r>
+        <w:rPr>
+          <w:rFonts w:ascii="Times New Roman" w:eastAsia="Times New Roman" w:hAnsi="Times New Roman" w:cs="Times New Roman"/>
+          <w:kern w:val="0"/>
+          <w:lang w:eastAsia="ja-JP" w:bidi="mr-IN"/>
+          <w14:ligatures w14:val="none"/>
+        </w:rPr>
+        <w:t>The key business objectives are:</w:t>
+      </w:r>
+    </w:p>
+    <w:p>
+      <w:pPr>
+        <w:numPr>
+          <w:ilvl w:val="0"/>
+          <w:numId w:val="3"/>
+        </w:numPr>
+        <w:spacing w:before="100" w:beforeAutospacing="1" w:after="100" w:afterAutospacing="1" w:line="240" w:lineRule="auto"/>
+        <w:rPr>
+          <w:rFonts w:ascii="Times New Roman" w:eastAsia="Times New Roman" w:hAnsi="Times New Roman" w:cs="Times New Roman"/>
+          <w:kern w:val="0"/>
+          <w:lang w:eastAsia="ja-JP" w:bidi="mr-IN"/>
+          <w14:ligatures w14:val="none"/>
+        </w:rPr>
+      </w:pPr>
+      <w:r>
+        <w:rPr>
+          <w:rFonts w:ascii="Times New Roman" w:eastAsia="Times New Roman" w:hAnsi="Times New Roman" w:cs="Times New Roman"/>
+          <w:kern w:val="0"/>
+          <w:lang w:eastAsia="ja-JP" w:bidi="mr-IN"/>
+          <w14:ligatures w14:val="none"/>
+        </w:rPr>
+        <w:t xml:space="preserve">Automate the end-to-end returns and refund process </w:t>
+      </w:r>
+    </w:p>
+    <w:p>
+      <w:pPr>
+        <w:numPr>
+          <w:ilvl w:val="0"/>
+          <w:numId w:val="3"/>
+        </w:numPr>
+        <w:spacing w:before="100" w:beforeAutospacing="1" w:after="100" w:afterAutospacing="1" w:line="240" w:lineRule="auto"/>
+        <w:rPr>
+          <w:rFonts w:ascii="Times New Roman" w:eastAsia="Times New Roman" w:hAnsi="Times New Roman" w:cs="Times New Roman"/>
+          <w:kern w:val="0"/>
+          <w:lang w:eastAsia="ja-JP" w:bidi="mr-IN"/>
+          <w14:ligatures w14:val="none"/>
+        </w:rPr>
+      </w:pPr>
+      <w:r>
+        <w:rPr>
+          <w:rFonts w:ascii="Times New Roman" w:eastAsia="Times New Roman" w:hAnsi="Times New Roman" w:cs="Times New Roman"/>
+          <w:kern w:val="0"/>
+          <w:lang w:eastAsia="ja-JP" w:bidi="mr-IN"/>
+          <w14:ligatures w14:val="none"/>
+        </w:rPr>
+        <w:t xml:space="preserve">Reduce manual dependency on emails, spreadsheets, and WhatsApp communication </w:t>
+      </w:r>
+    </w:p>
+    <w:p>
+      <w:pPr>
+        <w:numPr>
+          <w:ilvl w:val="0"/>
+          <w:numId w:val="3"/>
+        </w:numPr>
+        <w:spacing w:before="100" w:beforeAutospacing="1" w:after="100" w:afterAutospacing="1" w:line="240" w:lineRule="auto"/>
+        <w:rPr>
+          <w:rFonts w:ascii="Times New Roman" w:eastAsia="Times New Roman" w:hAnsi="Times New Roman" w:cs="Times New Roman"/>
+          <w:kern w:val="0"/>
+          <w:lang w:eastAsia="ja-JP" w:bidi="mr-IN"/>
+          <w14:ligatures w14:val="none"/>
+        </w:rPr>
+      </w:pPr>
+      <w:r>
+        <w:rPr>
+          <w:rFonts w:ascii="Times New Roman" w:eastAsia="Times New Roman" w:hAnsi="Times New Roman" w:cs="Times New Roman"/>
+          <w:kern w:val="0"/>
+          <w:lang w:eastAsia="ja-JP" w:bidi="mr-IN"/>
+          <w14:ligatures w14:val="none"/>
+        </w:rPr>
+        <w:t xml:space="preserve">Minimize return resolution and refund processing time </w:t>
+      </w:r>
+    </w:p>
+    <w:p>
+      <w:pPr>
+        <w:numPr>
+          <w:ilvl w:val="0"/>
+          <w:numId w:val="3"/>
+        </w:numPr>
+        <w:spacing w:before="100" w:beforeAutospacing="1" w:after="100" w:afterAutospacing="1" w:line="240" w:lineRule="auto"/>
+        <w:rPr>
+          <w:rFonts w:ascii="Times New Roman" w:eastAsia="Times New Roman" w:hAnsi="Times New Roman" w:cs="Times New Roman"/>
+          <w:kern w:val="0"/>
+          <w:lang w:eastAsia="ja-JP" w:bidi="mr-IN"/>
+          <w14:ligatures w14:val="none"/>
+        </w:rPr>
+      </w:pPr>
+      <w:r>
+        <w:rPr>
+          <w:rFonts w:ascii="Times New Roman" w:eastAsia="Times New Roman" w:hAnsi="Times New Roman" w:cs="Times New Roman"/>
+          <w:kern w:val="0"/>
+          <w:lang w:eastAsia="ja-JP" w:bidi="mr-IN"/>
+          <w14:ligatures w14:val="none"/>
+        </w:rPr>
+        <w:t xml:space="preserve">Improve customer satisfaction through faster and transparent service </w:t>
+      </w:r>
+    </w:p>
+    <w:p>
+      <w:pPr>
+        <w:numPr>
+          <w:ilvl w:val="0"/>
+          <w:numId w:val="3"/>
+        </w:numPr>
+        <w:spacing w:before="100" w:beforeAutospacing="1" w:after="100" w:afterAutospacing="1" w:line="240" w:lineRule="auto"/>
+        <w:rPr>
+          <w:rFonts w:ascii="Times New Roman" w:eastAsia="Times New Roman" w:hAnsi="Times New Roman" w:cs="Times New Roman"/>
+          <w:kern w:val="0"/>
+          <w:lang w:eastAsia="ja-JP" w:bidi="mr-IN"/>
+          <w14:ligatures w14:val="none"/>
+        </w:rPr>
+      </w:pPr>
+      <w:r>
+        <w:rPr>
+          <w:rFonts w:ascii="Times New Roman" w:eastAsia="Times New Roman" w:hAnsi="Times New Roman" w:cs="Times New Roman"/>
+          <w:kern w:val="0"/>
+          <w:lang w:eastAsia="ja-JP" w:bidi="mr-IN"/>
+          <w14:ligatures w14:val="none"/>
+        </w:rPr>
+        <w:t xml:space="preserve">Reduce duplicate refunds and operational errors </w:t>
+      </w:r>
+    </w:p>
+    <w:p>
+      <w:pPr>
+        <w:numPr>
+          <w:ilvl w:val="0"/>
+          <w:numId w:val="3"/>
+        </w:numPr>
+        <w:spacing w:before="100" w:beforeAutospacing="1" w:after="100" w:afterAutospacing="1" w:line="240" w:lineRule="auto"/>
+        <w:rPr>
+          <w:rFonts w:ascii="Times New Roman" w:eastAsia="Times New Roman" w:hAnsi="Times New Roman" w:cs="Times New Roman"/>
+          <w:kern w:val="0"/>
+          <w:lang w:eastAsia="ja-JP" w:bidi="mr-IN"/>
+          <w14:ligatures w14:val="none"/>
+        </w:rPr>
+      </w:pPr>
+      <w:r>
+        <w:rPr>
+          <w:rFonts w:ascii="Times New Roman" w:eastAsia="Times New Roman" w:hAnsi="Times New Roman" w:cs="Times New Roman"/>
+          <w:kern w:val="0"/>
+          <w:lang w:eastAsia="ja-JP" w:bidi="mr-IN"/>
+          <w14:ligatures w14:val="none"/>
+        </w:rPr>
+        <w:t xml:space="preserve">Improve coordination between customer support, warehouse, and finance teams </w:t>
+      </w:r>
+    </w:p>
+    <w:p>
+      <w:pPr>
+        <w:numPr>
+          <w:ilvl w:val="0"/>
+          <w:numId w:val="3"/>
+        </w:numPr>
+        <w:spacing w:before="100" w:beforeAutospacing="1" w:after="100" w:afterAutospacing="1" w:line="240" w:lineRule="auto"/>
+        <w:rPr>
+          <w:rFonts w:ascii="Times New Roman" w:eastAsia="Times New Roman" w:hAnsi="Times New Roman" w:cs="Times New Roman"/>
+          <w:kern w:val="0"/>
+          <w:lang w:eastAsia="ja-JP" w:bidi="mr-IN"/>
+          <w14:ligatures w14:val="none"/>
+        </w:rPr>
+      </w:pPr>
+      <w:r>
+        <w:rPr>
+          <w:rFonts w:ascii="Times New Roman" w:eastAsia="Times New Roman" w:hAnsi="Times New Roman" w:cs="Times New Roman"/>
+          <w:kern w:val="0"/>
+          <w:lang w:eastAsia="ja-JP" w:bidi="mr-IN"/>
+          <w14:ligatures w14:val="none"/>
+        </w:rPr>
+        <w:t xml:space="preserve">Capture return-related data for reporting and analytics </w:t>
+      </w:r>
+    </w:p>
+    <w:p>
+      <w:pPr>
+        <w:numPr>
+          <w:ilvl w:val="0"/>
+          <w:numId w:val="3"/>
+        </w:numPr>
+        <w:spacing w:before="100" w:beforeAutospacing="1" w:after="100" w:afterAutospacing="1" w:line="240" w:lineRule="auto"/>
+        <w:rPr>
+          <w:rFonts w:ascii="Times New Roman" w:eastAsia="Times New Roman" w:hAnsi="Times New Roman" w:cs="Times New Roman"/>
+          <w:kern w:val="0"/>
+          <w:lang w:eastAsia="ja-JP" w:bidi="mr-IN"/>
+          <w14:ligatures w14:val="none"/>
+        </w:rPr>
+      </w:pPr>
+      <w:r>
+        <w:rPr>
+          <w:rFonts w:ascii="Times New Roman" w:eastAsia="Times New Roman" w:hAnsi="Times New Roman" w:cs="Times New Roman"/>
+          <w:kern w:val="0"/>
+          <w:lang w:eastAsia="ja-JP" w:bidi="mr-IN"/>
+          <w14:ligatures w14:val="none"/>
+        </w:rPr>
+        <w:t>Build a scalable process capable of handling increasing order volumes</w:t>
+      </w:r>
+    </w:p>
+    <w:p>
+      <w:pPr>
+        <w:spacing w:line="180" w:lineRule="auto"/>
+      </w:pPr>
+      <w:r>
+        <w:t>Scope:</w:t>
+      </w:r>
       <w:r>
         <w:br/>
       </w:r>
+      <w:r>
+        <w:rPr>
+          <w:b/>
+          <w:bCs/>
+        </w:rPr>
+        <w:t>5.1 In Scope</w:t>
+      </w:r>
+    </w:p>
+    <w:p>
+      <w:pPr>
+        <w:numPr>
+          <w:ilvl w:val="0"/>
+          <w:numId w:val="5"/>
+        </w:numPr>
+        <w:spacing w:line="180" w:lineRule="auto"/>
+      </w:pPr>
+      <w:r>
+        <w:t>Online return request submission portal (web + mobile)</w:t>
+      </w:r>
+    </w:p>
+    <w:p>
+      <w:pPr>
+        <w:numPr>
+          <w:ilvl w:val="0"/>
+          <w:numId w:val="5"/>
+        </w:numPr>
+        <w:spacing w:line="180" w:lineRule="auto"/>
+      </w:pPr>
+      <w:r>
+        <w:t>Automated eligibility check (7-day window, minimum order value ₹299)</w:t>
+      </w:r>
+    </w:p>
+    <w:p>
+      <w:pPr>
+        <w:numPr>
+          <w:ilvl w:val="0"/>
+          <w:numId w:val="5"/>
+        </w:numPr>
+        <w:spacing w:line="180" w:lineRule="auto"/>
+      </w:pPr>
+      <w:r>
+        <w:t>Auto-generated return shipping label</w:t>
+      </w:r>
+    </w:p>
+    <w:p>
+      <w:pPr>
+        <w:numPr>
+          <w:ilvl w:val="0"/>
+          <w:numId w:val="5"/>
+        </w:numPr>
+        <w:spacing w:line="180" w:lineRule="auto"/>
+      </w:pPr>
+      <w:r>
+        <w:t>Real-time return status tracking for customers</w:t>
+      </w:r>
+    </w:p>
+    <w:p>
+      <w:pPr>
+        <w:numPr>
+          <w:ilvl w:val="0"/>
+          <w:numId w:val="5"/>
+        </w:numPr>
+        <w:spacing w:line="180" w:lineRule="auto"/>
+      </w:pPr>
+      <w:r>
+        <w:t>Automated warehouse notification system</w:t>
+      </w:r>
+    </w:p>
+    <w:p>
+      <w:pPr>
+        <w:numPr>
+          <w:ilvl w:val="0"/>
+          <w:numId w:val="5"/>
+        </w:numPr>
+        <w:spacing w:line="180" w:lineRule="auto"/>
+      </w:pPr>
+      <w:r>
+        <w:t>Automated refund trigger upon warehouse confirmation</w:t>
+      </w:r>
+    </w:p>
+    <w:p>
+      <w:pPr>
+        <w:numPr>
+          <w:ilvl w:val="0"/>
+          <w:numId w:val="5"/>
+        </w:numPr>
+        <w:spacing w:line="180" w:lineRule="auto"/>
+      </w:pPr>
+      <w:r>
+        <w:t>Returns analytics dashboard for management</w:t>
+      </w:r>
+    </w:p>
+    <w:p>
+      <w:pPr>
+        <w:numPr>
+          <w:ilvl w:val="0"/>
+          <w:numId w:val="5"/>
+        </w:numPr>
+        <w:spacing w:line="180" w:lineRule="auto"/>
+      </w:pPr>
+      <w:r>
+        <w:t>Integration with existing Zoho CRM and order management system</w:t>
+      </w:r>
+    </w:p>
+    <w:p>
+      <w:pPr>
+        <w:spacing w:line="180" w:lineRule="auto"/>
+      </w:pPr>
+    </w:p>
+    <w:p>
+      <w:pPr>
+        <w:spacing w:line="180" w:lineRule="auto"/>
+      </w:pPr>
+      <w:r>
+        <w:rPr>
+          <w:b/>
+          <w:bCs/>
+        </w:rPr>
+        <w:t>5.2 Out of Scope</w:t>
+      </w:r>
+    </w:p>
+    <w:p>
+      <w:pPr>
+        <w:numPr>
+          <w:ilvl w:val="0"/>
+          <w:numId w:val="5"/>
+        </w:numPr>
+        <w:spacing w:line="180" w:lineRule="auto"/>
+      </w:pPr>
+      <w:r>
+        <w:t>Changes to the existing ordering or payment system</w:t>
+      </w:r>
+    </w:p>
+    <w:p>
+      <w:pPr>
+        <w:numPr>
+          <w:ilvl w:val="0"/>
+          <w:numId w:val="5"/>
+        </w:numPr>
+        <w:spacing w:line="180" w:lineRule="auto"/>
+      </w:pPr>
+      <w:r>
+        <w:t>Third-party logistics (courier) system development</w:t>
+      </w:r>
+    </w:p>
+    <w:p>
+      <w:pPr>
+        <w:numPr>
+          <w:ilvl w:val="0"/>
+          <w:numId w:val="5"/>
+        </w:numPr>
+        <w:spacing w:line="180" w:lineRule="auto"/>
+      </w:pPr>
+      <w:r>
+        <w:t>Returns for B2B / bulk orders</w:t>
+      </w:r>
+    </w:p>
+    <w:p>
+      <w:pPr>
+        <w:numPr>
+          <w:ilvl w:val="0"/>
+          <w:numId w:val="5"/>
+        </w:numPr>
+        <w:spacing w:line="180" w:lineRule="auto"/>
+      </w:pPr>
+      <w:r>
+        <w:t>International returns</w:t>
+      </w:r>
+    </w:p>
+    <w:p>
+      <w:pPr>
+        <w:spacing w:line="180" w:lineRule="auto"/>
+        <w:ind w:left="500"/>
+      </w:pPr>
+    </w:p>
+    <w:p>
+      <w:pPr>
+        <w:spacing w:line="180" w:lineRule="auto"/>
+      </w:pPr>
+      <w:r>
+        <w:t>Stakeholder Summary:</w:t>
+      </w:r>
+    </w:p>
+    <w:tbl>
+      <w:tblPr>
+        <w:tblStyle w:val="GridTable4-Accent4"/>
+        <w:tblW w:w="0" w:type="auto"/>
+        <w:tblLook w:val="04A0" w:firstRow="1" w:lastRow="0" w:firstColumn="1" w:lastColumn="0" w:noHBand="0" w:noVBand="1"/>
+      </w:tblPr>
+      <w:tblGrid>
+        <w:gridCol w:w="2649"/>
+        <w:gridCol w:w="2693"/>
+        <w:gridCol w:w="4772"/>
+      </w:tblGrid>
+      <w:tr>
+        <w:trPr>
+          <w:cnfStyle w:val="100000000000" w:firstRow="1" w:lastRow="0" w:firstColumn="0" w:lastColumn="0" w:oddVBand="0" w:evenVBand="0" w:oddHBand="0" w:evenHBand="0" w:firstRowFirstColumn="0" w:firstRowLastColumn="0" w:lastRowFirstColumn="0" w:lastRowLastColumn="0"/>
+        </w:trPr>
+        <w:tc>
+          <w:tcPr>
+            <w:cnfStyle w:val="001000000000" w:firstRow="0" w:lastRow="0" w:firstColumn="1" w:lastColumn="0" w:oddVBand="0" w:evenVBand="0" w:oddHBand="0" w:evenHBand="0" w:firstRowFirstColumn="0" w:firstRowLastColumn="0" w:lastRowFirstColumn="0" w:lastRowLastColumn="0"/>
+            <w:tcW w:w="2649" w:type="dxa"/>
+            <w:tcBorders>
+              <w:top w:val="double" w:sz="12" w:space="0" w:color="auto"/>
+              <w:left w:val="double" w:sz="12" w:space="0" w:color="auto"/>
+              <w:bottom w:val="double" w:sz="12" w:space="0" w:color="auto"/>
+              <w:right w:val="double" w:sz="12" w:space="0" w:color="auto"/>
+            </w:tcBorders>
+            <w:vAlign w:val="center"/>
+          </w:tcPr>
+          <w:p>
+            <w:pPr>
+              <w:spacing w:line="180" w:lineRule="auto"/>
+              <w:jc w:val="center"/>
+            </w:pPr>
+            <w:r>
+              <w:t>Name</w:t>
+            </w:r>
+          </w:p>
+        </w:tc>
+        <w:tc>
+          <w:tcPr>
+            <w:tcW w:w="2693" w:type="dxa"/>
+            <w:tcBorders>
+              <w:top w:val="double" w:sz="12" w:space="0" w:color="auto"/>
+              <w:left w:val="double" w:sz="12" w:space="0" w:color="auto"/>
+              <w:bottom w:val="double" w:sz="12" w:space="0" w:color="auto"/>
+              <w:right w:val="double" w:sz="12" w:space="0" w:color="auto"/>
+            </w:tcBorders>
+            <w:vAlign w:val="center"/>
+          </w:tcPr>
+          <w:p>
+            <w:pPr>
+              <w:spacing w:line="180" w:lineRule="auto"/>
+              <w:jc w:val="center"/>
+              <w:cnfStyle w:val="100000000000" w:firstRow="1" w:lastRow="0" w:firstColumn="0" w:lastColumn="0" w:oddVBand="0" w:evenVBand="0" w:oddHBand="0" w:evenHBand="0" w:firstRowFirstColumn="0" w:firstRowLastColumn="0" w:lastRowFirstColumn="0" w:lastRowLastColumn="0"/>
+            </w:pPr>
+            <w:r>
+              <w:t>Role</w:t>
+            </w:r>
+          </w:p>
+        </w:tc>
+        <w:tc>
+          <w:tcPr>
+            <w:tcW w:w="4772" w:type="dxa"/>
+            <w:tcBorders>
+              <w:top w:val="double" w:sz="12" w:space="0" w:color="auto"/>
+              <w:left w:val="double" w:sz="12" w:space="0" w:color="auto"/>
+              <w:bottom w:val="double" w:sz="12" w:space="0" w:color="auto"/>
+              <w:right w:val="double" w:sz="12" w:space="0" w:color="auto"/>
+            </w:tcBorders>
+            <w:vAlign w:val="center"/>
+          </w:tcPr>
+          <w:p>
+            <w:pPr>
+              <w:spacing w:line="180" w:lineRule="auto"/>
+              <w:jc w:val="center"/>
+              <w:cnfStyle w:val="100000000000" w:firstRow="1" w:lastRow="0" w:firstColumn="0" w:lastColumn="0" w:oddVBand="0" w:evenVBand="0" w:oddHBand="0" w:evenHBand="0" w:firstRowFirstColumn="0" w:firstRowLastColumn="0" w:lastRowFirstColumn="0" w:lastRowLastColumn="0"/>
+            </w:pPr>
+            <w:r>
+              <w:t>Interest / Expectation</w:t>
+            </w:r>
+          </w:p>
+        </w:tc>
+      </w:tr>
+      <w:tr>
+        <w:trPr>
+          <w:cnfStyle w:val="000000100000" w:firstRow="0" w:lastRow="0" w:firstColumn="0" w:lastColumn="0" w:oddVBand="0" w:evenVBand="0" w:oddHBand="1" w:evenHBand="0" w:firstRowFirstColumn="0" w:firstRowLastColumn="0" w:lastRowFirstColumn="0" w:lastRowLastColumn="0"/>
+        </w:trPr>
+        <w:tc>
+          <w:tcPr>
+            <w:cnfStyle w:val="001000000000" w:firstRow="0" w:lastRow="0" w:firstColumn="1" w:lastColumn="0" w:oddVBand="0" w:evenVBand="0" w:oddHBand="0" w:evenHBand="0" w:firstRowFirstColumn="0" w:firstRowLastColumn="0" w:lastRowFirstColumn="0" w:lastRowLastColumn="0"/>
+            <w:tcW w:w="2649" w:type="dxa"/>
+            <w:tcBorders>
+              <w:top w:val="double" w:sz="12" w:space="0" w:color="auto"/>
+              <w:left w:val="double" w:sz="12" w:space="0" w:color="auto"/>
+              <w:bottom w:val="double" w:sz="12" w:space="0" w:color="auto"/>
+              <w:right w:val="double" w:sz="12" w:space="0" w:color="auto"/>
+            </w:tcBorders>
+            <w:vAlign w:val="center"/>
+          </w:tcPr>
+          <w:p>
+            <w:pPr>
+              <w:spacing w:line="180" w:lineRule="auto"/>
+              <w:jc w:val="center"/>
+            </w:pPr>
+            <w:r>
+              <w:t>Karan Mehta</w:t>
+            </w:r>
+          </w:p>
+        </w:tc>
+        <w:tc>
+          <w:tcPr>
+            <w:tcW w:w="2693" w:type="dxa"/>
+            <w:tcBorders>
+              <w:top w:val="double" w:sz="12" w:space="0" w:color="auto"/>
+              <w:left w:val="double" w:sz="12" w:space="0" w:color="auto"/>
+            </w:tcBorders>
+            <w:vAlign w:val="center"/>
+          </w:tcPr>
+          <w:p>
+            <w:pPr>
+              <w:spacing w:line="180" w:lineRule="auto"/>
+              <w:jc w:val="center"/>
+              <w:cnfStyle w:val="000000100000" w:firstRow="0" w:lastRow="0" w:firstColumn="0" w:lastColumn="0" w:oddVBand="0" w:evenVBand="0" w:oddHBand="1" w:evenHBand="0" w:firstRowFirstColumn="0" w:firstRowLastColumn="0" w:lastRowFirstColumn="0" w:lastRowLastColumn="0"/>
+            </w:pPr>
+            <w:r>
+              <w:t>CEO</w:t>
+            </w:r>
+          </w:p>
+        </w:tc>
+        <w:tc>
+          <w:tcPr>
+            <w:tcW w:w="4772" w:type="dxa"/>
+            <w:tcBorders>
+              <w:top w:val="double" w:sz="12" w:space="0" w:color="auto"/>
+              <w:right w:val="double" w:sz="12" w:space="0" w:color="auto"/>
+            </w:tcBorders>
+            <w:vAlign w:val="center"/>
+          </w:tcPr>
+          <w:p>
+            <w:pPr>
+              <w:spacing w:line="180" w:lineRule="auto"/>
+              <w:jc w:val="center"/>
+              <w:cnfStyle w:val="000000100000" w:firstRow="0" w:lastRow="0" w:firstColumn="0" w:lastColumn="0" w:oddVBand="0" w:evenVBand="0" w:oddHBand="1" w:evenHBand="0" w:firstRowFirstColumn="0" w:firstRowLastColumn="0" w:lastRowFirstColumn="0" w:lastRowLastColumn="0"/>
+            </w:pPr>
+            <w:r>
+              <w:t>Faster resolution, cost reduction, return trend analytics</w:t>
+            </w:r>
+          </w:p>
+        </w:tc>
+      </w:tr>
+      <w:tr>
+        <w:tc>
+          <w:tcPr>
+            <w:cnfStyle w:val="001000000000" w:firstRow="0" w:lastRow="0" w:firstColumn="1" w:lastColumn="0" w:oddVBand="0" w:evenVBand="0" w:oddHBand="0" w:evenHBand="0" w:firstRowFirstColumn="0" w:firstRowLastColumn="0" w:lastRowFirstColumn="0" w:lastRowLastColumn="0"/>
+            <w:tcW w:w="2649" w:type="dxa"/>
+            <w:tcBorders>
+              <w:top w:val="double" w:sz="12" w:space="0" w:color="auto"/>
+              <w:left w:val="double" w:sz="12" w:space="0" w:color="auto"/>
+              <w:bottom w:val="double" w:sz="12" w:space="0" w:color="auto"/>
+              <w:right w:val="double" w:sz="12" w:space="0" w:color="auto"/>
+            </w:tcBorders>
+            <w:vAlign w:val="center"/>
+          </w:tcPr>
+          <w:p>
+            <w:pPr>
+              <w:spacing w:line="180" w:lineRule="auto"/>
+              <w:jc w:val="center"/>
+            </w:pPr>
+            <w:r>
+              <w:t>Rahul Desai</w:t>
+            </w:r>
+          </w:p>
+        </w:tc>
+        <w:tc>
+          <w:tcPr>
+            <w:tcW w:w="2693" w:type="dxa"/>
+            <w:tcBorders>
+              <w:left w:val="double" w:sz="12" w:space="0" w:color="auto"/>
+            </w:tcBorders>
+            <w:vAlign w:val="center"/>
+          </w:tcPr>
+          <w:p>
+            <w:pPr>
+              <w:spacing w:line="180" w:lineRule="auto"/>
+              <w:jc w:val="center"/>
+              <w:cnfStyle w:val="000000000000" w:firstRow="0" w:lastRow="0" w:firstColumn="0" w:lastColumn="0" w:oddVBand="0" w:evenVBand="0" w:oddHBand="0" w:evenHBand="0" w:firstRowFirstColumn="0" w:firstRowLastColumn="0" w:lastRowFirstColumn="0" w:lastRowLastColumn="0"/>
+            </w:pPr>
+            <w:r>
+              <w:t>Senior CS Agent</w:t>
+            </w:r>
+          </w:p>
+        </w:tc>
+        <w:tc>
+          <w:tcPr>
+            <w:tcW w:w="4772" w:type="dxa"/>
+            <w:tcBorders>
+              <w:right w:val="double" w:sz="12" w:space="0" w:color="auto"/>
+            </w:tcBorders>
+            <w:vAlign w:val="center"/>
+          </w:tcPr>
+          <w:p>
+            <w:pPr>
+              <w:spacing w:line="180" w:lineRule="auto"/>
+              <w:jc w:val="center"/>
+              <w:cnfStyle w:val="000000000000" w:firstRow="0" w:lastRow="0" w:firstColumn="0" w:lastColumn="0" w:oddVBand="0" w:evenVBand="0" w:oddHBand="0" w:evenHBand="0" w:firstRowFirstColumn="0" w:firstRowLastColumn="0" w:lastRowFirstColumn="0" w:lastRowLastColumn="0"/>
+            </w:pPr>
+            <w:r>
+              <w:t>Eliminate manual email handling, reduce daily workload</w:t>
+            </w:r>
+          </w:p>
+        </w:tc>
+      </w:tr>
+      <w:tr>
+        <w:trPr>
+          <w:cnfStyle w:val="000000100000" w:firstRow="0" w:lastRow="0" w:firstColumn="0" w:lastColumn="0" w:oddVBand="0" w:evenVBand="0" w:oddHBand="1" w:evenHBand="0" w:firstRowFirstColumn="0" w:firstRowLastColumn="0" w:lastRowFirstColumn="0" w:lastRowLastColumn="0"/>
+        </w:trPr>
+        <w:tc>
+          <w:tcPr>
+            <w:cnfStyle w:val="001000000000" w:firstRow="0" w:lastRow="0" w:firstColumn="1" w:lastColumn="0" w:oddVBand="0" w:evenVBand="0" w:oddHBand="0" w:evenHBand="0" w:firstRowFirstColumn="0" w:firstRowLastColumn="0" w:lastRowFirstColumn="0" w:lastRowLastColumn="0"/>
+            <w:tcW w:w="2649" w:type="dxa"/>
+            <w:tcBorders>
+              <w:top w:val="double" w:sz="12" w:space="0" w:color="auto"/>
+              <w:left w:val="double" w:sz="12" w:space="0" w:color="auto"/>
+              <w:bottom w:val="double" w:sz="12" w:space="0" w:color="auto"/>
+              <w:right w:val="double" w:sz="12" w:space="0" w:color="auto"/>
+            </w:tcBorders>
+            <w:vAlign w:val="center"/>
+          </w:tcPr>
+          <w:p>
+            <w:pPr>
+              <w:spacing w:line="180" w:lineRule="auto"/>
+              <w:jc w:val="center"/>
+            </w:pPr>
+            <w:r>
+              <w:t>Sunita Patil</w:t>
+            </w:r>
+          </w:p>
+        </w:tc>
+        <w:tc>
+          <w:tcPr>
+            <w:tcW w:w="2693" w:type="dxa"/>
+            <w:tcBorders>
+              <w:left w:val="double" w:sz="12" w:space="0" w:color="auto"/>
+            </w:tcBorders>
+            <w:vAlign w:val="center"/>
+          </w:tcPr>
+          <w:p>
+            <w:pPr>
+              <w:spacing w:line="180" w:lineRule="auto"/>
+              <w:jc w:val="center"/>
+              <w:cnfStyle w:val="000000100000" w:firstRow="0" w:lastRow="0" w:firstColumn="0" w:lastColumn="0" w:oddVBand="0" w:evenVBand="0" w:oddHBand="1" w:evenHBand="0" w:firstRowFirstColumn="0" w:firstRowLastColumn="0" w:lastRowFirstColumn="0" w:lastRowLastColumn="0"/>
+            </w:pPr>
+            <w:r>
+              <w:t>Warehouse Lead</w:t>
+            </w:r>
+          </w:p>
+        </w:tc>
+        <w:tc>
+          <w:tcPr>
+            <w:tcW w:w="4772" w:type="dxa"/>
+            <w:tcBorders>
+              <w:right w:val="double" w:sz="12" w:space="0" w:color="auto"/>
+            </w:tcBorders>
+            <w:vAlign w:val="center"/>
+          </w:tcPr>
+          <w:p>
+            <w:pPr>
+              <w:spacing w:line="180" w:lineRule="auto"/>
+              <w:jc w:val="center"/>
+              <w:cnfStyle w:val="000000100000" w:firstRow="0" w:lastRow="0" w:firstColumn="0" w:lastColumn="0" w:oddVBand="0" w:evenVBand="0" w:oddHBand="1" w:evenHBand="0" w:firstRowFirstColumn="0" w:firstRowLastColumn="0" w:lastRowFirstColumn="0" w:lastRowLastColumn="0"/>
+            </w:pPr>
+            <w:r>
+              <w:t>Advance notification of incoming returns, structured data</w:t>
+            </w:r>
+          </w:p>
+        </w:tc>
+      </w:tr>
+      <w:tr>
+        <w:tc>
+          <w:tcPr>
+            <w:cnfStyle w:val="001000000000" w:firstRow="0" w:lastRow="0" w:firstColumn="1" w:lastColumn="0" w:oddVBand="0" w:evenVBand="0" w:oddHBand="0" w:evenHBand="0" w:firstRowFirstColumn="0" w:firstRowLastColumn="0" w:lastRowFirstColumn="0" w:lastRowLastColumn="0"/>
+            <w:tcW w:w="2649" w:type="dxa"/>
+            <w:tcBorders>
+              <w:top w:val="double" w:sz="12" w:space="0" w:color="auto"/>
+              <w:left w:val="double" w:sz="12" w:space="0" w:color="auto"/>
+              <w:bottom w:val="double" w:sz="12" w:space="0" w:color="auto"/>
+              <w:right w:val="double" w:sz="12" w:space="0" w:color="auto"/>
+            </w:tcBorders>
+            <w:vAlign w:val="center"/>
+          </w:tcPr>
+          <w:p>
+            <w:pPr>
+              <w:spacing w:line="180" w:lineRule="auto"/>
+              <w:jc w:val="center"/>
+            </w:pPr>
+            <w:r>
+              <w:t>Amit Joshi</w:t>
+            </w:r>
+          </w:p>
+        </w:tc>
+        <w:tc>
+          <w:tcPr>
+            <w:tcW w:w="2693" w:type="dxa"/>
+            <w:tcBorders>
+              <w:left w:val="double" w:sz="12" w:space="0" w:color="auto"/>
+            </w:tcBorders>
+            <w:vAlign w:val="center"/>
+          </w:tcPr>
+          <w:p>
+            <w:pPr>
+              <w:spacing w:line="180" w:lineRule="auto"/>
+              <w:jc w:val="center"/>
+              <w:cnfStyle w:val="000000000000" w:firstRow="0" w:lastRow="0" w:firstColumn="0" w:lastColumn="0" w:oddVBand="0" w:evenVBand="0" w:oddHBand="0" w:evenHBand="0" w:firstRowFirstColumn="0" w:firstRowLastColumn="0" w:lastRowFirstColumn="0" w:lastRowLastColumn="0"/>
+            </w:pPr>
+            <w:r>
+              <w:t>Finance Manager</w:t>
+            </w:r>
+          </w:p>
+        </w:tc>
+        <w:tc>
+          <w:tcPr>
+            <w:tcW w:w="4772" w:type="dxa"/>
+            <w:tcBorders>
+              <w:right w:val="double" w:sz="12" w:space="0" w:color="auto"/>
+            </w:tcBorders>
+            <w:vAlign w:val="center"/>
+          </w:tcPr>
+          <w:p>
+            <w:pPr>
+              <w:spacing w:line="180" w:lineRule="auto"/>
+              <w:jc w:val="center"/>
+              <w:cnfStyle w:val="000000000000" w:firstRow="0" w:lastRow="0" w:firstColumn="0" w:lastColumn="0" w:oddVBand="0" w:evenVBand="0" w:oddHBand="0" w:evenHBand="0" w:firstRowFirstColumn="0" w:firstRowLastColumn="0" w:lastRowFirstColumn="0" w:lastRowLastColumn="0"/>
+            </w:pPr>
+            <w:r>
+              <w:t>Zero duplicate refunds, clean and auditable refund trail</w:t>
+            </w:r>
+          </w:p>
+        </w:tc>
+      </w:tr>
+      <w:tr>
+        <w:trPr>
+          <w:cnfStyle w:val="000000100000" w:firstRow="0" w:lastRow="0" w:firstColumn="0" w:lastColumn="0" w:oddVBand="0" w:evenVBand="0" w:oddHBand="1" w:evenHBand="0" w:firstRowFirstColumn="0" w:firstRowLastColumn="0" w:lastRowFirstColumn="0" w:lastRowLastColumn="0"/>
+        </w:trPr>
+        <w:tc>
+          <w:tcPr>
+            <w:cnfStyle w:val="001000000000" w:firstRow="0" w:lastRow="0" w:firstColumn="1" w:lastColumn="0" w:oddVBand="0" w:evenVBand="0" w:oddHBand="0" w:evenHBand="0" w:firstRowFirstColumn="0" w:firstRowLastColumn="0" w:lastRowFirstColumn="0" w:lastRowLastColumn="0"/>
+            <w:tcW w:w="2649" w:type="dxa"/>
+            <w:tcBorders>
+              <w:top w:val="double" w:sz="12" w:space="0" w:color="auto"/>
+              <w:left w:val="double" w:sz="12" w:space="0" w:color="auto"/>
+              <w:bottom w:val="double" w:sz="12" w:space="0" w:color="auto"/>
+              <w:right w:val="double" w:sz="12" w:space="0" w:color="auto"/>
+            </w:tcBorders>
+            <w:vAlign w:val="center"/>
+          </w:tcPr>
+          <w:p>
+            <w:pPr>
+              <w:spacing w:line="180" w:lineRule="auto"/>
+              <w:jc w:val="center"/>
+            </w:pPr>
+            <w:r>
+              <w:t>RetailEasy | Customers</w:t>
+            </w:r>
+          </w:p>
+        </w:tc>
+        <w:tc>
+          <w:tcPr>
+            <w:tcW w:w="2693" w:type="dxa"/>
+            <w:tcBorders>
+              <w:left w:val="double" w:sz="12" w:space="0" w:color="auto"/>
+              <w:bottom w:val="double" w:sz="12" w:space="0" w:color="auto"/>
+            </w:tcBorders>
+            <w:vAlign w:val="center"/>
+          </w:tcPr>
+          <w:p>
+            <w:pPr>
+              <w:spacing w:line="180" w:lineRule="auto"/>
+              <w:jc w:val="center"/>
+              <w:cnfStyle w:val="000000100000" w:firstRow="0" w:lastRow="0" w:firstColumn="0" w:lastColumn="0" w:oddVBand="0" w:evenVBand="0" w:oddHBand="1" w:evenHBand="0" w:firstRowFirstColumn="0" w:firstRowLastColumn="0" w:lastRowFirstColumn="0" w:lastRowLastColumn="0"/>
+            </w:pPr>
+            <w:r>
+              <w:t>End Users</w:t>
+            </w:r>
+          </w:p>
+        </w:tc>
+        <w:tc>
+          <w:tcPr>
+            <w:tcW w:w="4772" w:type="dxa"/>
+            <w:tcBorders>
+              <w:bottom w:val="double" w:sz="12" w:space="0" w:color="auto"/>
+              <w:right w:val="double" w:sz="12" w:space="0" w:color="auto"/>
+            </w:tcBorders>
+            <w:vAlign w:val="center"/>
+          </w:tcPr>
+          <w:p>
+            <w:pPr>
+              <w:spacing w:line="180" w:lineRule="auto"/>
+              <w:jc w:val="center"/>
+              <w:cnfStyle w:val="000000100000" w:firstRow="0" w:lastRow="0" w:firstColumn="0" w:lastColumn="0" w:oddVBand="0" w:evenVBand="0" w:oddHBand="1" w:evenHBand="0" w:firstRowFirstColumn="0" w:firstRowLastColumn="0" w:lastRowFirstColumn="0" w:lastRowLastColumn="0"/>
+            </w:pPr>
+            <w:r>
+              <w:t>Fast, transparent, self-serve return experience</w:t>
+            </w:r>
+          </w:p>
+        </w:tc>
+      </w:tr>
+    </w:tbl>
+    <w:p>
+      <w:pPr>
+        <w:spacing w:line="180" w:lineRule="auto"/>
+        <w:ind w:left="500"/>
+      </w:pPr>
+    </w:p>
+    <w:p>
+      <w:pPr>
+        <w:spacing w:line="180" w:lineRule="auto"/>
+      </w:pPr>
+      <w:r>
+        <w:t>Success metric:</w:t>
+      </w:r>
+    </w:p>
+    <w:tbl>
+      <w:tblPr>
+        <w:tblStyle w:val="GridTable4-Accent4"/>
+        <w:tblW w:w="0" w:type="auto"/>
+        <w:tblLook w:val="04A0" w:firstRow="1" w:lastRow="0" w:firstColumn="1" w:lastColumn="0" w:noHBand="0" w:noVBand="1"/>
+      </w:tblPr>
+      <w:tblGrid>
+        <w:gridCol w:w="3074"/>
+        <w:gridCol w:w="1977"/>
+        <w:gridCol w:w="1850"/>
+        <w:gridCol w:w="3213"/>
+      </w:tblGrid>
+      <w:tr>
+        <w:trPr>
+          <w:cnfStyle w:val="100000000000" w:firstRow="1" w:lastRow="0" w:firstColumn="0" w:lastColumn="0" w:oddVBand="0" w:evenVBand="0" w:oddHBand="0" w:evenHBand="0" w:firstRowFirstColumn="0" w:firstRowLastColumn="0" w:lastRowFirstColumn="0" w:lastRowLastColumn="0"/>
+        </w:trPr>
+        <w:tc>
+          <w:tcPr>
+            <w:cnfStyle w:val="001000000000" w:firstRow="0" w:lastRow="0" w:firstColumn="1" w:lastColumn="0" w:oddVBand="0" w:evenVBand="0" w:oddHBand="0" w:evenHBand="0" w:firstRowFirstColumn="0" w:firstRowLastColumn="0" w:lastRowFirstColumn="0" w:lastRowLastColumn="0"/>
+            <w:tcW w:w="3074" w:type="dxa"/>
+            <w:tcBorders>
+              <w:top w:val="double" w:sz="12" w:space="0" w:color="auto"/>
+              <w:left w:val="double" w:sz="12" w:space="0" w:color="auto"/>
+              <w:bottom w:val="double" w:sz="12" w:space="0" w:color="auto"/>
+              <w:right w:val="double" w:sz="12" w:space="0" w:color="auto"/>
+            </w:tcBorders>
+            <w:vAlign w:val="center"/>
+          </w:tcPr>
+          <w:p>
+            <w:pPr>
+              <w:spacing w:line="180" w:lineRule="auto"/>
+              <w:jc w:val="center"/>
+            </w:pPr>
+            <w:r>
+              <w:t>Metric</w:t>
+            </w:r>
+          </w:p>
+        </w:tc>
+        <w:tc>
+          <w:tcPr>
+            <w:tcW w:w="1977" w:type="dxa"/>
+            <w:tcBorders>
+              <w:top w:val="double" w:sz="12" w:space="0" w:color="auto"/>
+              <w:left w:val="double" w:sz="12" w:space="0" w:color="auto"/>
+              <w:bottom w:val="double" w:sz="12" w:space="0" w:color="auto"/>
+              <w:right w:val="double" w:sz="12" w:space="0" w:color="auto"/>
+            </w:tcBorders>
+            <w:vAlign w:val="center"/>
+          </w:tcPr>
+          <w:p>
+            <w:pPr>
+              <w:spacing w:line="180" w:lineRule="auto"/>
+              <w:jc w:val="center"/>
+              <w:cnfStyle w:val="100000000000" w:firstRow="1" w:lastRow="0" w:firstColumn="0" w:lastColumn="0" w:oddVBand="0" w:evenVBand="0" w:oddHBand="0" w:evenHBand="0" w:firstRowFirstColumn="0" w:firstRowLastColumn="0" w:lastRowFirstColumn="0" w:lastRowLastColumn="0"/>
+            </w:pPr>
+            <w:r>
+              <w:t>Current State</w:t>
+            </w:r>
+          </w:p>
+        </w:tc>
+        <w:tc>
+          <w:tcPr>
+            <w:tcW w:w="1850" w:type="dxa"/>
+            <w:tcBorders>
+              <w:top w:val="double" w:sz="12" w:space="0" w:color="auto"/>
+              <w:left w:val="double" w:sz="12" w:space="0" w:color="auto"/>
+              <w:bottom w:val="double" w:sz="12" w:space="0" w:color="auto"/>
+              <w:right w:val="double" w:sz="12" w:space="0" w:color="auto"/>
+            </w:tcBorders>
+            <w:vAlign w:val="center"/>
+          </w:tcPr>
+          <w:p>
+            <w:pPr>
+              <w:spacing w:line="180" w:lineRule="auto"/>
+              <w:jc w:val="center"/>
+              <w:cnfStyle w:val="100000000000" w:firstRow="1" w:lastRow="0" w:firstColumn="0" w:lastColumn="0" w:oddVBand="0" w:evenVBand="0" w:oddHBand="0" w:evenHBand="0" w:firstRowFirstColumn="0" w:firstRowLastColumn="0" w:lastRowFirstColumn="0" w:lastRowLastColumn="0"/>
+            </w:pPr>
+            <w:r>
+              <w:t>Industry Benchmark</w:t>
+            </w:r>
+          </w:p>
+        </w:tc>
+        <w:tc>
+          <w:tcPr>
+            <w:tcW w:w="3213" w:type="dxa"/>
+            <w:tcBorders>
+              <w:top w:val="double" w:sz="12" w:space="0" w:color="auto"/>
+              <w:left w:val="double" w:sz="12" w:space="0" w:color="auto"/>
+              <w:bottom w:val="double" w:sz="12" w:space="0" w:color="auto"/>
+              <w:right w:val="double" w:sz="12" w:space="0" w:color="auto"/>
+            </w:tcBorders>
+            <w:vAlign w:val="center"/>
+          </w:tcPr>
+          <w:p>
+            <w:pPr>
+              <w:spacing w:line="180" w:lineRule="auto"/>
+              <w:jc w:val="center"/>
+              <w:cnfStyle w:val="100000000000" w:firstRow="1" w:lastRow="0" w:firstColumn="0" w:lastColumn="0" w:oddVBand="0" w:evenVBand="0" w:oddHBand="0" w:evenHBand="0" w:firstRowFirstColumn="0" w:firstRowLastColumn="0" w:lastRowFirstColumn="0" w:lastRowLastColumn="0"/>
+            </w:pPr>
+            <w:r>
+              <w:t>Impact</w:t>
+            </w:r>
+          </w:p>
+        </w:tc>
+      </w:tr>
+      <w:tr>
+        <w:trPr>
+          <w:cnfStyle w:val="000000100000" w:firstRow="0" w:lastRow="0" w:firstColumn="0" w:lastColumn="0" w:oddVBand="0" w:evenVBand="0" w:oddHBand="1" w:evenHBand="0" w:firstRowFirstColumn="0" w:firstRowLastColumn="0" w:lastRowFirstColumn="0" w:lastRowLastColumn="0"/>
+        </w:trPr>
+        <w:tc>
+          <w:tcPr>
+            <w:cnfStyle w:val="001000000000" w:firstRow="0" w:lastRow="0" w:firstColumn="1" w:lastColumn="0" w:oddVBand="0" w:evenVBand="0" w:oddHBand="0" w:evenHBand="0" w:firstRowFirstColumn="0" w:firstRowLastColumn="0" w:lastRowFirstColumn="0" w:lastRowLastColumn="0"/>
+            <w:tcW w:w="3074" w:type="dxa"/>
+            <w:tcBorders>
+              <w:top w:val="double" w:sz="12" w:space="0" w:color="auto"/>
+              <w:left w:val="double" w:sz="12" w:space="0" w:color="auto"/>
+              <w:bottom w:val="double" w:sz="12" w:space="0" w:color="auto"/>
+              <w:right w:val="double" w:sz="12" w:space="0" w:color="auto"/>
+            </w:tcBorders>
+            <w:vAlign w:val="center"/>
+          </w:tcPr>
+          <w:p>
+            <w:pPr>
+              <w:spacing w:line="180" w:lineRule="auto"/>
+              <w:jc w:val="center"/>
+            </w:pPr>
+            <w:r>
+              <w:t>Avg. return resolution time</w:t>
+            </w:r>
+          </w:p>
+        </w:tc>
+        <w:tc>
+          <w:tcPr>
+            <w:tcW w:w="1977" w:type="dxa"/>
+            <w:tcBorders>
+              <w:top w:val="double" w:sz="12" w:space="0" w:color="auto"/>
+              <w:left w:val="double" w:sz="12" w:space="0" w:color="auto"/>
+            </w:tcBorders>
+            <w:vAlign w:val="center"/>
+          </w:tcPr>
+          <w:p>
+            <w:pPr>
+              <w:spacing w:line="180" w:lineRule="auto"/>
+              <w:jc w:val="center"/>
+              <w:cnfStyle w:val="000000100000" w:firstRow="0" w:lastRow="0" w:firstColumn="0" w:lastColumn="0" w:oddVBand="0" w:evenVBand="0" w:oddHBand="1" w:evenHBand="0" w:firstRowFirstColumn="0" w:firstRowLastColumn="0" w:lastRowFirstColumn="0" w:lastRowLastColumn="0"/>
+            </w:pPr>
+            <w:r>
+              <w:t>8.3 days</w:t>
+            </w:r>
+          </w:p>
+        </w:tc>
+        <w:tc>
+          <w:tcPr>
+            <w:tcW w:w="1850" w:type="dxa"/>
+            <w:tcBorders>
+              <w:top w:val="double" w:sz="12" w:space="0" w:color="auto"/>
+            </w:tcBorders>
+            <w:vAlign w:val="center"/>
+          </w:tcPr>
+          <w:p>
+            <w:pPr>
+              <w:spacing w:line="180" w:lineRule="auto"/>
+              <w:jc w:val="center"/>
+              <w:cnfStyle w:val="000000100000" w:firstRow="0" w:lastRow="0" w:firstColumn="0" w:lastColumn="0" w:oddVBand="0" w:evenVBand="0" w:oddHBand="1" w:evenHBand="0" w:firstRowFirstColumn="0" w:firstRowLastColumn="0" w:lastRowFirstColumn="0" w:lastRowLastColumn="0"/>
+            </w:pPr>
+            <w:r>
+              <w:t>3-4 days</w:t>
+            </w:r>
+          </w:p>
+        </w:tc>
+        <w:tc>
+          <w:tcPr>
+            <w:tcW w:w="3213" w:type="dxa"/>
+            <w:tcBorders>
+              <w:top w:val="double" w:sz="12" w:space="0" w:color="auto"/>
+              <w:right w:val="double" w:sz="12" w:space="0" w:color="auto"/>
+            </w:tcBorders>
+            <w:vAlign w:val="center"/>
+          </w:tcPr>
+          <w:p>
+            <w:pPr>
+              <w:spacing w:line="180" w:lineRule="auto"/>
+              <w:jc w:val="center"/>
+              <w:cnfStyle w:val="000000100000" w:firstRow="0" w:lastRow="0" w:firstColumn="0" w:lastColumn="0" w:oddVBand="0" w:evenVBand="0" w:oddHBand="1" w:evenHBand="0" w:firstRowFirstColumn="0" w:firstRowLastColumn="0" w:lastRowFirstColumn="0" w:lastRowLastColumn="0"/>
+            </w:pPr>
+            <w:r>
+              <w:t>Customer dissatisfaction, churn</w:t>
+            </w:r>
+          </w:p>
+        </w:tc>
+      </w:tr>
+      <w:tr>
+        <w:tc>
+          <w:tcPr>
+            <w:cnfStyle w:val="001000000000" w:firstRow="0" w:lastRow="0" w:firstColumn="1" w:lastColumn="0" w:oddVBand="0" w:evenVBand="0" w:oddHBand="0" w:evenHBand="0" w:firstRowFirstColumn="0" w:firstRowLastColumn="0" w:lastRowFirstColumn="0" w:lastRowLastColumn="0"/>
+            <w:tcW w:w="3074" w:type="dxa"/>
+            <w:tcBorders>
+              <w:top w:val="double" w:sz="12" w:space="0" w:color="auto"/>
+              <w:left w:val="double" w:sz="12" w:space="0" w:color="auto"/>
+              <w:bottom w:val="double" w:sz="12" w:space="0" w:color="auto"/>
+              <w:right w:val="double" w:sz="12" w:space="0" w:color="auto"/>
+            </w:tcBorders>
+            <w:vAlign w:val="center"/>
+          </w:tcPr>
+          <w:p>
+            <w:pPr>
+              <w:spacing w:line="180" w:lineRule="auto"/>
+              <w:jc w:val="center"/>
+            </w:pPr>
+            <w:r>
+              <w:t>Agent time on returns/day</w:t>
+            </w:r>
+          </w:p>
+        </w:tc>
+        <w:tc>
+          <w:tcPr>
+            <w:tcW w:w="1977" w:type="dxa"/>
+            <w:tcBorders>
+              <w:left w:val="double" w:sz="12" w:space="0" w:color="auto"/>
+            </w:tcBorders>
+            <w:vAlign w:val="center"/>
+          </w:tcPr>
+          <w:p>
+            <w:pPr>
+              <w:spacing w:line="180" w:lineRule="auto"/>
+              <w:jc w:val="center"/>
+              <w:cnfStyle w:val="000000000000" w:firstRow="0" w:lastRow="0" w:firstColumn="0" w:lastColumn="0" w:oddVBand="0" w:evenVBand="0" w:oddHBand="0" w:evenHBand="0" w:firstRowFirstColumn="0" w:firstRowLastColumn="0" w:lastRowFirstColumn="0" w:lastRowLastColumn="0"/>
+            </w:pPr>
+            <w:r>
+              <w:t>~3.5 hrs per agent</w:t>
+            </w:r>
+          </w:p>
+        </w:tc>
+        <w:tc>
+          <w:tcPr>
+            <w:tcW w:w="1850" w:type="dxa"/>
+            <w:vAlign w:val="center"/>
+          </w:tcPr>
+          <w:p>
+            <w:pPr>
+              <w:spacing w:line="180" w:lineRule="auto"/>
+              <w:jc w:val="center"/>
+              <w:cnfStyle w:val="000000000000" w:firstRow="0" w:lastRow="0" w:firstColumn="0" w:lastColumn="0" w:oddVBand="0" w:evenVBand="0" w:oddHBand="0" w:evenHBand="0" w:firstRowFirstColumn="0" w:firstRowLastColumn="0" w:lastRowFirstColumn="0" w:lastRowLastColumn="0"/>
+            </w:pPr>
+            <w:r>
+              <w:t>&lt;1 hr</w:t>
+            </w:r>
+          </w:p>
+        </w:tc>
+        <w:tc>
+          <w:tcPr>
+            <w:tcW w:w="3213" w:type="dxa"/>
+            <w:tcBorders>
+              <w:right w:val="double" w:sz="12" w:space="0" w:color="auto"/>
+            </w:tcBorders>
+            <w:vAlign w:val="center"/>
+          </w:tcPr>
+          <w:p>
+            <w:pPr>
+              <w:spacing w:line="180" w:lineRule="auto"/>
+              <w:jc w:val="center"/>
+              <w:cnfStyle w:val="000000000000" w:firstRow="0" w:lastRow="0" w:firstColumn="0" w:lastColumn="0" w:oddVBand="0" w:evenVBand="0" w:oddHBand="0" w:evenHBand="0" w:firstRowFirstColumn="0" w:firstRowLastColumn="0" w:lastRowFirstColumn="0" w:lastRowLastColumn="0"/>
+            </w:pPr>
+            <w:r>
+              <w:t>Lost productivity, burnout</w:t>
+            </w:r>
+          </w:p>
+        </w:tc>
+      </w:tr>
+      <w:tr>
+        <w:trPr>
+          <w:cnfStyle w:val="000000100000" w:firstRow="0" w:lastRow="0" w:firstColumn="0" w:lastColumn="0" w:oddVBand="0" w:evenVBand="0" w:oddHBand="1" w:evenHBand="0" w:firstRowFirstColumn="0" w:firstRowLastColumn="0" w:lastRowFirstColumn="0" w:lastRowLastColumn="0"/>
+        </w:trPr>
+        <w:tc>
+          <w:tcPr>
+            <w:cnfStyle w:val="001000000000" w:firstRow="0" w:lastRow="0" w:firstColumn="1" w:lastColumn="0" w:oddVBand="0" w:evenVBand="0" w:oddHBand="0" w:evenHBand="0" w:firstRowFirstColumn="0" w:firstRowLastColumn="0" w:lastRowFirstColumn="0" w:lastRowLastColumn="0"/>
+            <w:tcW w:w="3074" w:type="dxa"/>
+            <w:tcBorders>
+              <w:top w:val="double" w:sz="12" w:space="0" w:color="auto"/>
+              <w:left w:val="double" w:sz="12" w:space="0" w:color="auto"/>
+              <w:bottom w:val="double" w:sz="12" w:space="0" w:color="auto"/>
+              <w:right w:val="double" w:sz="12" w:space="0" w:color="auto"/>
+            </w:tcBorders>
+            <w:vAlign w:val="center"/>
+          </w:tcPr>
+          <w:p>
+            <w:pPr>
+              <w:spacing w:line="180" w:lineRule="auto"/>
+              <w:jc w:val="center"/>
+            </w:pPr>
+            <w:r>
+              <w:t>Duplicate refunds(last quarter)</w:t>
+            </w:r>
+          </w:p>
+        </w:tc>
+        <w:tc>
+          <w:tcPr>
+            <w:tcW w:w="1977" w:type="dxa"/>
+            <w:tcBorders>
+              <w:left w:val="double" w:sz="12" w:space="0" w:color="auto"/>
+            </w:tcBorders>
+            <w:vAlign w:val="center"/>
+          </w:tcPr>
+          <w:p>
+            <w:pPr>
+              <w:spacing w:line="180" w:lineRule="auto"/>
+              <w:jc w:val="center"/>
+              <w:cnfStyle w:val="000000100000" w:firstRow="0" w:lastRow="0" w:firstColumn="0" w:lastColumn="0" w:oddVBand="0" w:evenVBand="0" w:oddHBand="1" w:evenHBand="0" w:firstRowFirstColumn="0" w:firstRowLastColumn="0" w:lastRowFirstColumn="0" w:lastRowLastColumn="0"/>
+            </w:pPr>
+            <w:r>
+              <w:t>14 cases</w:t>
+            </w:r>
+          </w:p>
+        </w:tc>
+        <w:tc>
+          <w:tcPr>
+            <w:tcW w:w="1850" w:type="dxa"/>
+            <w:vAlign w:val="center"/>
+          </w:tcPr>
+          <w:p>
+            <w:pPr>
+              <w:spacing w:line="180" w:lineRule="auto"/>
+              <w:jc w:val="center"/>
+              <w:cnfStyle w:val="000000100000" w:firstRow="0" w:lastRow="0" w:firstColumn="0" w:lastColumn="0" w:oddVBand="0" w:evenVBand="0" w:oddHBand="1" w:evenHBand="0" w:firstRowFirstColumn="0" w:firstRowLastColumn="0" w:lastRowFirstColumn="0" w:lastRowLastColumn="0"/>
+            </w:pPr>
+            <w:r>
+              <w:t>0</w:t>
+            </w:r>
+          </w:p>
+        </w:tc>
+        <w:tc>
+          <w:tcPr>
+            <w:tcW w:w="3213" w:type="dxa"/>
+            <w:tcBorders>
+              <w:right w:val="double" w:sz="12" w:space="0" w:color="auto"/>
+            </w:tcBorders>
+            <w:vAlign w:val="center"/>
+          </w:tcPr>
+          <w:p>
+            <w:pPr>
+              <w:spacing w:line="180" w:lineRule="auto"/>
+              <w:jc w:val="center"/>
+              <w:cnfStyle w:val="000000100000" w:firstRow="0" w:lastRow="0" w:firstColumn="0" w:lastColumn="0" w:oddVBand="0" w:evenVBand="0" w:oddHBand="1" w:evenHBand="0" w:firstRowFirstColumn="0" w:firstRowLastColumn="0" w:lastRowFirstColumn="0" w:lastRowLastColumn="0"/>
+            </w:pPr>
+            <w:r>
+              <w:t>₹</w:t>
+            </w:r>
+            <w:r>
+              <w:t>38000 direct financial loss</w:t>
+            </w:r>
+          </w:p>
+        </w:tc>
+      </w:tr>
+      <w:tr>
+        <w:tc>
+          <w:tcPr>
+            <w:cnfStyle w:val="001000000000" w:firstRow="0" w:lastRow="0" w:firstColumn="1" w:lastColumn="0" w:oddVBand="0" w:evenVBand="0" w:oddHBand="0" w:evenHBand="0" w:firstRowFirstColumn="0" w:firstRowLastColumn="0" w:lastRowFirstColumn="0" w:lastRowLastColumn="0"/>
+            <w:tcW w:w="3074" w:type="dxa"/>
+            <w:tcBorders>
+              <w:top w:val="double" w:sz="12" w:space="0" w:color="auto"/>
+              <w:left w:val="double" w:sz="12" w:space="0" w:color="auto"/>
+              <w:right w:val="double" w:sz="12" w:space="0" w:color="auto"/>
+            </w:tcBorders>
+            <w:vAlign w:val="center"/>
+          </w:tcPr>
+          <w:p>
+            <w:pPr>
+              <w:spacing w:line="180" w:lineRule="auto"/>
+              <w:jc w:val="center"/>
+            </w:pPr>
+            <w:r>
+              <w:t>Returns in total support tickets</w:t>
+            </w:r>
+          </w:p>
+        </w:tc>
+        <w:tc>
+          <w:tcPr>
+            <w:tcW w:w="1977" w:type="dxa"/>
+            <w:tcBorders>
+              <w:left w:val="double" w:sz="12" w:space="0" w:color="auto"/>
+            </w:tcBorders>
+            <w:vAlign w:val="center"/>
+          </w:tcPr>
+          <w:p>
+            <w:pPr>
+              <w:spacing w:line="180" w:lineRule="auto"/>
+              <w:jc w:val="center"/>
+              <w:cnfStyle w:val="000000000000" w:firstRow="0" w:lastRow="0" w:firstColumn="0" w:lastColumn="0" w:oddVBand="0" w:evenVBand="0" w:oddHBand="0" w:evenHBand="0" w:firstRowFirstColumn="0" w:firstRowLastColumn="0" w:lastRowFirstColumn="0" w:lastRowLastColumn="0"/>
+            </w:pPr>
+            <w:r>
+              <w:t>42%</w:t>
+            </w:r>
+          </w:p>
+        </w:tc>
+        <w:tc>
+          <w:tcPr>
+            <w:tcW w:w="1850" w:type="dxa"/>
+            <w:vAlign w:val="center"/>
+          </w:tcPr>
+          <w:p>
+            <w:pPr>
+              <w:spacing w:line="180" w:lineRule="auto"/>
+              <w:jc w:val="center"/>
+              <w:cnfStyle w:val="000000000000" w:firstRow="0" w:lastRow="0" w:firstColumn="0" w:lastColumn="0" w:oddVBand="0" w:evenVBand="0" w:oddHBand="0" w:evenHBand="0" w:firstRowFirstColumn="0" w:firstRowLastColumn="0" w:lastRowFirstColumn="0" w:lastRowLastColumn="0"/>
+            </w:pPr>
+            <w:r>
+              <w:t>&lt;20%</w:t>
+            </w:r>
+          </w:p>
+        </w:tc>
+        <w:tc>
+          <w:tcPr>
+            <w:tcW w:w="3213" w:type="dxa"/>
+            <w:tcBorders>
+              <w:right w:val="double" w:sz="12" w:space="0" w:color="auto"/>
+            </w:tcBorders>
+            <w:vAlign w:val="center"/>
+          </w:tcPr>
+          <w:p>
+            <w:pPr>
+              <w:spacing w:line="180" w:lineRule="auto"/>
+              <w:jc w:val="center"/>
+              <w:cnfStyle w:val="000000000000" w:firstRow="0" w:lastRow="0" w:firstColumn="0" w:lastColumn="0" w:oddVBand="0" w:evenVBand="0" w:oddHBand="0" w:evenHBand="0" w:firstRowFirstColumn="0" w:firstRowLastColumn="0" w:lastRowFirstColumn="0" w:lastRowLastColumn="0"/>
+            </w:pPr>
+            <w:r>
+              <w:t>Support team overwhelmed</w:t>
+            </w:r>
+          </w:p>
+        </w:tc>
+      </w:tr>
+      <w:tr>
+        <w:trPr>
+          <w:cnfStyle w:val="000000100000" w:firstRow="0" w:lastRow="0" w:firstColumn="0" w:lastColumn="0" w:oddVBand="0" w:evenVBand="0" w:oddHBand="1" w:evenHBand="0" w:firstRowFirstColumn="0" w:firstRowLastColumn="0" w:lastRowFirstColumn="0" w:lastRowLastColumn="0"/>
+        </w:trPr>
+        <w:tc>
+          <w:tcPr>
+            <w:cnfStyle w:val="001000000000" w:firstRow="0" w:lastRow="0" w:firstColumn="1" w:lastColumn="0" w:oddVBand="0" w:evenVBand="0" w:oddHBand="0" w:evenHBand="0" w:firstRowFirstColumn="0" w:firstRowLastColumn="0" w:lastRowFirstColumn="0" w:lastRowLastColumn="0"/>
+            <w:tcW w:w="3074" w:type="dxa"/>
+            <w:tcBorders>
+              <w:top w:val="double" w:sz="12" w:space="0" w:color="auto"/>
+              <w:left w:val="double" w:sz="12" w:space="0" w:color="auto"/>
+              <w:bottom w:val="double" w:sz="12" w:space="0" w:color="auto"/>
+              <w:right w:val="double" w:sz="12" w:space="0" w:color="auto"/>
+            </w:tcBorders>
+            <w:vAlign w:val="center"/>
+          </w:tcPr>
+          <w:p>
+            <w:pPr>
+              <w:spacing w:line="180" w:lineRule="auto"/>
+              <w:jc w:val="center"/>
+            </w:pPr>
+            <w:r>
+              <w:t>Return reasons captured accurately</w:t>
+            </w:r>
+          </w:p>
+        </w:tc>
+        <w:tc>
+          <w:tcPr>
+            <w:tcW w:w="1977" w:type="dxa"/>
+            <w:tcBorders>
+              <w:left w:val="double" w:sz="12" w:space="0" w:color="auto"/>
+            </w:tcBorders>
+            <w:vAlign w:val="center"/>
+          </w:tcPr>
+          <w:p>
+            <w:pPr>
+              <w:spacing w:line="180" w:lineRule="auto"/>
+              <w:jc w:val="center"/>
+              <w:cnfStyle w:val="000000100000" w:firstRow="0" w:lastRow="0" w:firstColumn="0" w:lastColumn="0" w:oddVBand="0" w:evenVBand="0" w:oddHBand="1" w:evenHBand="0" w:firstRowFirstColumn="0" w:firstRowLastColumn="0" w:lastRowFirstColumn="0" w:lastRowLastColumn="0"/>
+            </w:pPr>
+            <w:r>
+              <w:t>31%</w:t>
+            </w:r>
+          </w:p>
+        </w:tc>
+        <w:tc>
+          <w:tcPr>
+            <w:tcW w:w="1850" w:type="dxa"/>
+            <w:vAlign w:val="center"/>
+          </w:tcPr>
+          <w:p>
+            <w:pPr>
+              <w:spacing w:line="180" w:lineRule="auto"/>
+              <w:jc w:val="center"/>
+              <w:cnfStyle w:val="000000100000" w:firstRow="0" w:lastRow="0" w:firstColumn="0" w:lastColumn="0" w:oddVBand="0" w:evenVBand="0" w:oddHBand="1" w:evenHBand="0" w:firstRowFirstColumn="0" w:firstRowLastColumn="0" w:lastRowFirstColumn="0" w:lastRowLastColumn="0"/>
+            </w:pPr>
+            <w:r>
+              <w:t>&gt;85%</w:t>
+            </w:r>
+          </w:p>
+        </w:tc>
+        <w:tc>
+          <w:tcPr>
+            <w:tcW w:w="3213" w:type="dxa"/>
+            <w:tcBorders>
+              <w:right w:val="double" w:sz="12" w:space="0" w:color="auto"/>
+            </w:tcBorders>
+            <w:vAlign w:val="center"/>
+          </w:tcPr>
+          <w:p>
+            <w:pPr>
+              <w:spacing w:line="180" w:lineRule="auto"/>
+              <w:jc w:val="center"/>
+              <w:cnfStyle w:val="000000100000" w:firstRow="0" w:lastRow="0" w:firstColumn="0" w:lastColumn="0" w:oddVBand="0" w:evenVBand="0" w:oddHBand="1" w:evenHBand="0" w:firstRowFirstColumn="0" w:firstRowLastColumn="0" w:lastRowFirstColumn="0" w:lastRowLastColumn="0"/>
+            </w:pPr>
+            <w:r>
+              <w:t>No data for product improvement</w:t>
+            </w:r>
+          </w:p>
+        </w:tc>
+      </w:tr>
+      <w:tr>
+        <w:trPr>
+          <w:trHeight w:val="515"/>
+        </w:trPr>
+        <w:tc>
+          <w:tcPr>
+            <w:cnfStyle w:val="001000000000" w:firstRow="0" w:lastRow="0" w:firstColumn="1" w:lastColumn="0" w:oddVBand="0" w:evenVBand="0" w:oddHBand="0" w:evenHBand="0" w:firstRowFirstColumn="0" w:firstRowLastColumn="0" w:lastRowFirstColumn="0" w:lastRowLastColumn="0"/>
+            <w:tcW w:w="3074" w:type="dxa"/>
+            <w:tcBorders>
+              <w:top w:val="double" w:sz="12" w:space="0" w:color="auto"/>
+              <w:left w:val="double" w:sz="12" w:space="0" w:color="auto"/>
+              <w:bottom w:val="double" w:sz="12" w:space="0" w:color="auto"/>
+              <w:right w:val="double" w:sz="12" w:space="0" w:color="auto"/>
+            </w:tcBorders>
+            <w:vAlign w:val="center"/>
+          </w:tcPr>
+          <w:p>
+            <w:pPr>
+              <w:spacing w:line="180" w:lineRule="auto"/>
+              <w:jc w:val="center"/>
+            </w:pPr>
+            <w:r>
+              <w:t>Mobile customer base</w:t>
+            </w:r>
+          </w:p>
+        </w:tc>
+        <w:tc>
+          <w:tcPr>
+            <w:tcW w:w="1977" w:type="dxa"/>
+            <w:tcBorders>
+              <w:left w:val="double" w:sz="12" w:space="0" w:color="auto"/>
+              <w:bottom w:val="double" w:sz="12" w:space="0" w:color="auto"/>
+            </w:tcBorders>
+            <w:vAlign w:val="center"/>
+          </w:tcPr>
+          <w:p>
+            <w:pPr>
+              <w:spacing w:line="180" w:lineRule="auto"/>
+              <w:jc w:val="center"/>
+              <w:cnfStyle w:val="000000000000" w:firstRow="0" w:lastRow="0" w:firstColumn="0" w:lastColumn="0" w:oddVBand="0" w:evenVBand="0" w:oddHBand="0" w:evenHBand="0" w:firstRowFirstColumn="0" w:firstRowLastColumn="0" w:lastRowFirstColumn="0" w:lastRowLastColumn="0"/>
+            </w:pPr>
+            <w:r>
+              <w:t>60% of orders</w:t>
+            </w:r>
+          </w:p>
+        </w:tc>
+        <w:tc>
+          <w:tcPr>
+            <w:tcW w:w="1850" w:type="dxa"/>
+            <w:tcBorders>
+              <w:bottom w:val="double" w:sz="12" w:space="0" w:color="auto"/>
+            </w:tcBorders>
+            <w:vAlign w:val="center"/>
+          </w:tcPr>
+          <w:p>
+            <w:pPr>
+              <w:spacing w:line="180" w:lineRule="auto"/>
+              <w:jc w:val="center"/>
+              <w:cnfStyle w:val="000000000000" w:firstRow="0" w:lastRow="0" w:firstColumn="0" w:lastColumn="0" w:oddVBand="0" w:evenVBand="0" w:oddHBand="0" w:evenHBand="0" w:firstRowFirstColumn="0" w:firstRowLastColumn="0" w:lastRowFirstColumn="0" w:lastRowLastColumn="0"/>
+            </w:pPr>
+            <w:r>
+              <w:t>-</w:t>
+            </w:r>
+          </w:p>
+        </w:tc>
+        <w:tc>
+          <w:tcPr>
+            <w:tcW w:w="3213" w:type="dxa"/>
+            <w:tcBorders>
+              <w:bottom w:val="double" w:sz="12" w:space="0" w:color="auto"/>
+              <w:right w:val="double" w:sz="12" w:space="0" w:color="auto"/>
+            </w:tcBorders>
+            <w:vAlign w:val="center"/>
+          </w:tcPr>
+          <w:p>
+            <w:pPr>
+              <w:spacing w:line="180" w:lineRule="auto"/>
+              <w:jc w:val="center"/>
+              <w:cnfStyle w:val="000000000000" w:firstRow="0" w:lastRow="0" w:firstColumn="0" w:lastColumn="0" w:oddVBand="0" w:evenVBand="0" w:oddHBand="0" w:evenHBand="0" w:firstRowFirstColumn="0" w:firstRowLastColumn="0" w:lastRowFirstColumn="0" w:lastRowLastColumn="0"/>
+            </w:pPr>
+            <w:r>
+              <w:t>Portal must be mobile-first</w:t>
+            </w:r>
+          </w:p>
+        </w:tc>
+      </w:tr>
+    </w:tbl>
+    <w:p>
+      <w:pPr>
+        <w:spacing w:line="180" w:lineRule="auto"/>
+      </w:pPr>
+      <w:r>
+        <w:br/>
+      </w:r>
+    </w:p>
+    <w:p>
+      <w:pPr>
+        <w:spacing w:line="180" w:lineRule="auto"/>
+      </w:pPr>
+      <w:r>
+        <w:t>Constraints &amp; Assumptions:</w:t>
+      </w:r>
+    </w:p>
+    <w:p>
+      <w:pPr>
+        <w:spacing w:line="180" w:lineRule="auto"/>
+      </w:pPr>
+      <w:r>
+        <w:rPr>
+          <w:b/>
+          <w:bCs/>
+        </w:rPr>
+        <w:t>Constraints</w:t>
+      </w:r>
+    </w:p>
+    <w:p>
+      <w:pPr>
+        <w:numPr>
+          <w:ilvl w:val="0"/>
+          <w:numId w:val="5"/>
+        </w:numPr>
+        <w:spacing w:line="180" w:lineRule="auto"/>
+      </w:pPr>
+      <w:r>
+        <w:t>Portal must be fully functional on mobile devices (60% of customers shop on phone)</w:t>
+      </w:r>
+    </w:p>
+    <w:p>
+      <w:pPr>
+        <w:numPr>
+          <w:ilvl w:val="0"/>
+          <w:numId w:val="5"/>
+        </w:numPr>
+        <w:spacing w:line="180" w:lineRule="auto"/>
+      </w:pPr>
+      <w:r>
+        <w:t>Returns window is strictly 7 days from confirmed delivery date</w:t>
+      </w:r>
+    </w:p>
+    <w:p>
+      <w:pPr>
+        <w:numPr>
+          <w:ilvl w:val="0"/>
+          <w:numId w:val="5"/>
+        </w:numPr>
+        <w:spacing w:line="180" w:lineRule="auto"/>
+      </w:pPr>
+      <w:r>
+        <w:t>Orders below ₹299 are not eligible for cash refund — store credit only</w:t>
+      </w:r>
+    </w:p>
+    <w:p>
+      <w:pPr>
+        <w:numPr>
+          <w:ilvl w:val="0"/>
+          <w:numId w:val="5"/>
+        </w:numPr>
+        <w:spacing w:line="180" w:lineRule="auto"/>
+      </w:pPr>
+      <w:r>
+        <w:t>Development team follows Agile/Scrum — backlog must be sprint-ready</w:t>
+      </w:r>
+    </w:p>
+    <w:p>
+      <w:pPr>
+        <w:numPr>
+          <w:ilvl w:val="0"/>
+          <w:numId w:val="5"/>
+        </w:numPr>
+        <w:spacing w:line="180" w:lineRule="auto"/>
+      </w:pPr>
+      <w:r>
+        <w:t>Go-live target: 12 weeks from project kick-off</w:t>
+      </w:r>
+    </w:p>
+    <w:p>
+      <w:pPr>
+        <w:numPr>
+          <w:ilvl w:val="0"/>
+          <w:numId w:val="5"/>
+        </w:numPr>
+        <w:spacing w:line="180" w:lineRule="auto"/>
+      </w:pPr>
+      <w:r>
+        <w:t>Budget approved for development but not for replacing Zoho CRM</w:t>
+      </w:r>
+    </w:p>
+    <w:p>
+      <w:pPr>
+        <w:spacing w:line="180" w:lineRule="auto"/>
+      </w:pPr>
+    </w:p>
+    <w:p>
+      <w:pPr>
+        <w:spacing w:line="180" w:lineRule="auto"/>
+      </w:pPr>
+      <w:r>
+        <w:rPr>
+          <w:b/>
+          <w:bCs/>
+        </w:rPr>
+        <w:t>Assumptions</w:t>
+      </w:r>
+    </w:p>
+    <w:p>
+      <w:pPr>
+        <w:numPr>
+          <w:ilvl w:val="0"/>
+          <w:numId w:val="5"/>
+        </w:numPr>
+        <w:spacing w:line="180" w:lineRule="auto"/>
+      </w:pPr>
+      <w:r>
+        <w:t>Order delivery dates are accurately recorded in the existing order management system</w:t>
+      </w:r>
+    </w:p>
+    <w:p>
+      <w:pPr>
+        <w:numPr>
+          <w:ilvl w:val="0"/>
+          <w:numId w:val="5"/>
+        </w:numPr>
+        <w:spacing w:line="180" w:lineRule="auto"/>
+      </w:pPr>
+      <w:r>
+        <w:t>Customers have access to email for return confirmation communication</w:t>
+      </w:r>
+    </w:p>
+    <w:p>
+      <w:pPr>
+        <w:numPr>
+          <w:ilvl w:val="0"/>
+          <w:numId w:val="5"/>
+        </w:numPr>
+        <w:spacing w:line="180" w:lineRule="auto"/>
+      </w:pPr>
+      <w:r>
+        <w:t>Warehouse team will adopt the new notification system with basic training</w:t>
+      </w:r>
+    </w:p>
+    <w:p>
+      <w:pPr>
+        <w:numPr>
+          <w:ilvl w:val="0"/>
+          <w:numId w:val="5"/>
+        </w:numPr>
+        <w:spacing w:line="180" w:lineRule="auto"/>
+      </w:pPr>
+      <w:r>
+        <w:t>Finance team's refund process can be triggered via an API call to the payment gateway</w:t>
+      </w:r>
+    </w:p>
+    <w:p>
+      <w:pPr>
+        <w:spacing w:line="180" w:lineRule="auto"/>
+      </w:pPr>
+    </w:p>
+    <w:p>
+      <w:pPr>
+        <w:spacing w:line="180" w:lineRule="auto"/>
+      </w:pPr>
+      <w:r>
+        <w:t>Deliverables:</w:t>
+      </w:r>
+    </w:p>
+    <w:p>
+      <w:pPr>
+        <w:numPr>
+          <w:ilvl w:val="0"/>
+          <w:numId w:val="6"/>
+        </w:numPr>
+        <w:spacing w:line="180" w:lineRule="auto"/>
+      </w:pPr>
+      <w:r>
+        <w:t xml:space="preserve">Reduction in average return resolution time from 8–11 days to 3–4 days </w:t>
+      </w:r>
+    </w:p>
+    <w:p>
+      <w:pPr>
+        <w:numPr>
+          <w:ilvl w:val="0"/>
+          <w:numId w:val="6"/>
+        </w:numPr>
+        <w:spacing w:line="180" w:lineRule="auto"/>
+      </w:pPr>
+      <w:r>
+        <w:t xml:space="preserve">Faster refund processing through automation </w:t>
+      </w:r>
+    </w:p>
+    <w:p>
+      <w:pPr>
+        <w:numPr>
+          <w:ilvl w:val="0"/>
+          <w:numId w:val="6"/>
+        </w:numPr>
+        <w:spacing w:line="180" w:lineRule="auto"/>
+      </w:pPr>
+      <w:r>
+        <w:t xml:space="preserve">Improved customer satisfaction and transparency in return tracking </w:t>
+      </w:r>
+    </w:p>
+    <w:p>
+      <w:pPr>
+        <w:numPr>
+          <w:ilvl w:val="0"/>
+          <w:numId w:val="6"/>
+        </w:numPr>
+        <w:spacing w:line="180" w:lineRule="auto"/>
+      </w:pPr>
+      <w:r>
+        <w:t xml:space="preserve">Reduction in manual workload for customer service agents </w:t>
+      </w:r>
+    </w:p>
+    <w:p>
+      <w:pPr>
+        <w:numPr>
+          <w:ilvl w:val="0"/>
+          <w:numId w:val="6"/>
+        </w:numPr>
+        <w:spacing w:line="180" w:lineRule="auto"/>
+      </w:pPr>
+      <w:r>
+        <w:t xml:space="preserve">Elimination of duplicate refund cases and related financial losses </w:t>
+      </w:r>
+    </w:p>
+    <w:p>
+      <w:pPr>
+        <w:numPr>
+          <w:ilvl w:val="0"/>
+          <w:numId w:val="6"/>
+        </w:numPr>
+        <w:spacing w:line="180" w:lineRule="auto"/>
+      </w:pPr>
+      <w:r>
+        <w:t xml:space="preserve">Better coordination between customer support, warehouse, and finance teams </w:t>
+      </w:r>
+    </w:p>
+    <w:p>
+      <w:pPr>
+        <w:numPr>
+          <w:ilvl w:val="0"/>
+          <w:numId w:val="6"/>
+        </w:numPr>
+        <w:spacing w:line="180" w:lineRule="auto"/>
+      </w:pPr>
+      <w:r>
+        <w:t xml:space="preserve">Real-time visibility of return requests and refund status </w:t>
+      </w:r>
+    </w:p>
+    <w:p>
+      <w:pPr>
+        <w:numPr>
+          <w:ilvl w:val="0"/>
+          <w:numId w:val="6"/>
+        </w:numPr>
+        <w:spacing w:line="180" w:lineRule="auto"/>
+      </w:pPr>
+      <w:r>
+        <w:t xml:space="preserve">Improved accuracy in return eligibility verification </w:t>
+      </w:r>
+    </w:p>
+    <w:p>
+      <w:pPr>
+        <w:numPr>
+          <w:ilvl w:val="0"/>
+          <w:numId w:val="6"/>
+        </w:numPr>
+        <w:spacing w:line="180" w:lineRule="auto"/>
+      </w:pPr>
+      <w:r>
+        <w:t xml:space="preserve">Centralized and structured return management process </w:t>
+      </w:r>
+    </w:p>
+    <w:p>
+      <w:pPr>
+        <w:numPr>
+          <w:ilvl w:val="0"/>
+          <w:numId w:val="6"/>
+        </w:numPr>
+        <w:spacing w:line="180" w:lineRule="auto"/>
+      </w:pPr>
+      <w:r>
+        <w:t xml:space="preserve">Capture of return-related data for reporting and analytics </w:t>
+      </w:r>
+    </w:p>
+    <w:p>
+      <w:pPr>
+        <w:numPr>
+          <w:ilvl w:val="0"/>
+          <w:numId w:val="6"/>
+        </w:numPr>
+        <w:spacing w:line="180" w:lineRule="auto"/>
+      </w:pPr>
+      <w:r>
+        <w:lastRenderedPageBreak/>
+        <w:t xml:space="preserve">Increased operational efficiency and scalability for future order growth </w:t>
+      </w:r>
+    </w:p>
+    <w:p>
+      <w:pPr>
+        <w:numPr>
+          <w:ilvl w:val="0"/>
+          <w:numId w:val="6"/>
+        </w:numPr>
+        <w:spacing w:line="180" w:lineRule="auto"/>
+      </w:pPr>
+      <w:r>
+        <w:t xml:space="preserve">Reduction in dependency on emails, spreadsheets, and WhatsApp communication </w:t>
+      </w:r>
+    </w:p>
+    <w:p>
+      <w:pPr>
+        <w:numPr>
+          <w:ilvl w:val="0"/>
+          <w:numId w:val="6"/>
+        </w:numPr>
+        <w:spacing w:line="180" w:lineRule="auto"/>
+      </w:pPr>
+      <w:r>
+        <w:t xml:space="preserve">Better tracking and monitoring of return trends and customer issues </w:t>
+      </w:r>
+    </w:p>
+    <w:p>
+      <w:pPr>
+        <w:numPr>
+          <w:ilvl w:val="0"/>
+          <w:numId w:val="6"/>
+        </w:numPr>
+        <w:spacing w:line="180" w:lineRule="auto"/>
+      </w:pPr>
+      <w:r>
+        <w:t xml:space="preserve">Improved productivity of support and warehouse teams </w:t>
+      </w:r>
+    </w:p>
+    <w:p>
+      <w:pPr>
+        <w:numPr>
+          <w:ilvl w:val="0"/>
+          <w:numId w:val="6"/>
+        </w:numPr>
+        <w:spacing w:line="180" w:lineRule="auto"/>
+      </w:pPr>
+      <w:r>
+        <w:t>More reliable and auditable refund process</w:t>
+      </w:r>
+    </w:p>
+    <w:p>
+      <w:pPr>
+        <w:spacing w:line="180" w:lineRule="auto"/>
+      </w:pPr>
+    </w:p>
+    <w:p>
+      <w:pPr>
+        <w:spacing w:line="180" w:lineRule="auto"/>
+      </w:pPr>
     </w:p>
     <w:sectPr>
       <w:pgSz w:w="11906" w:h="16838"/>
@@ -330,6 +2754,345 @@
 <file path=word/numbering.xml><?xml version="1.0" encoding="utf-8"?>
 <w:numbering xmlns:wpc="http://schemas.microsoft.com/office/word/2010/wordprocessingCanvas" xmlns:cx="http://schemas.microsoft.com/office/drawing/2014/chartex" xmlns:cx1="http://schemas.microsoft.com/office/drawing/2015/9/8/chartex" xmlns:cx2="http://schemas.microsoft.com/office/drawing/2015/10/21/chartex" xmlns:cx3="http://schemas.microsoft.com/office/drawing/2016/5/9/chartex" xmlns:cx4="http://schemas.microsoft.com/office/drawing/2016/5/10/chartex" xmlns:cx5="http://schemas.microsoft.com/office/drawing/2016/5/11/chartex" xmlns:cx6="http://schemas.microsoft.com/office/drawing/2016/5/12/chartex" xmlns:cx7="http://schemas.microsoft.com/office/drawing/2016/5/13/chartex" xmlns:cx8="http://schemas.microsoft.com/office/drawing/2016/5/14/chartex" xmlns:mc="http://schemas.openxmlformats.org/markup-compatibility/2006" xmlns:aink="http://schemas.microsoft.com/office/drawing/2016/ink" xmlns:am3d="http://schemas.microsoft.com/office/drawing/2017/model3d" xmlns:o="urn:schemas-microsoft-com:office:office" xmlns:oel="http://schemas.microsoft.com/office/2019/extlst" xmlns:r="http://schemas.openxmlformats.org/officeDocument/2006/relationships" xmlns:m="http://schemas.openxmlformats.org/officeDocument/2006/math" xmlns:v="urn:schemas-microsoft-com:vml" xmlns:wp14="http://schemas.microsoft.com/office/word/2010/wordprocessingDrawing" xmlns:wp="http://schemas.openxmlformats.org/drawingml/2006/wordprocessingDrawing" xmlns:w10="urn:schemas-microsoft-com:office:word" xmlns:w="http://schemas.openxmlformats.org/wordprocessingml/2006/main" xmlns:w14="http://schemas.microsoft.com/office/word/2010/wordml" xmlns:w15="http://schemas.microsoft.com/office/word/2012/wordml" xmlns:w16cex="http://schemas.microsoft.com/office/word/2018/wordml/cex" xmlns:w16cid="http://schemas.microsoft.com/office/word/2016/wordml/cid" xmlns:w16="http://schemas.microsoft.com/office/word/2018/wordml" xmlns:w16du="http://schemas.microsoft.com/office/word/2023/wordml/word16du" xmlns:w16sdtdh="http://schemas.microsoft.com/office/word/2020/wordml/sdtdatahash" xmlns:w16sdtfl="http://schemas.microsoft.com/office/word/2024/wordml/sdtformatlock" xmlns:w16se="http://schemas.microsoft.com/office/word/2015/wordml/symex" xmlns:wpg="http://schemas.microsoft.com/office/word/2010/wordprocessingGroup" xmlns:wpi="http://schemas.microsoft.com/office/word/2010/wordprocessingInk" xmlns:wne="http://schemas.microsoft.com/office/word/2006/wordml" xmlns:wps="http://schemas.microsoft.com/office/word/2010/wordprocessingShape" mc:Ignorable="w14 w15 w16se w16cid w16 w16cex w16sdtdh w16sdtfl w16du wp14">
   <w:abstractNum w:abstractNumId="0" w15:restartNumberingAfterBreak="0">
+    <w:nsid w:val="123E0851"/>
+    <w:multiLevelType w:val="hybridMultilevel"/>
+    <w:tmpl w:val="FC2CCE94"/>
+    <w:lvl w:ilvl="0" w:tplc="344A51A0">
+      <w:numFmt w:val="bullet"/>
+      <w:lvlText w:val="-"/>
+      <w:lvlJc w:val="left"/>
+      <w:pPr>
+        <w:ind w:left="720" w:hanging="360"/>
+      </w:pPr>
+      <w:rPr>
+        <w:rFonts w:ascii="Calibri" w:eastAsiaTheme="minorEastAsia" w:hAnsi="Calibri" w:cs="Calibri" w:hint="default"/>
+      </w:rPr>
+    </w:lvl>
+    <w:lvl w:ilvl="1" w:tplc="40090003" w:tentative="1">
+      <w:start w:val="1"/>
+      <w:numFmt w:val="bullet"/>
+      <w:lvlText w:val="o"/>
+      <w:lvlJc w:val="left"/>
+      <w:pPr>
+        <w:ind w:left="1440" w:hanging="360"/>
+      </w:pPr>
+      <w:rPr>
+        <w:rFonts w:ascii="Courier New" w:hAnsi="Courier New" w:cs="Courier New" w:hint="default"/>
+      </w:rPr>
+    </w:lvl>
+    <w:lvl w:ilvl="2" w:tplc="40090005" w:tentative="1">
+      <w:start w:val="1"/>
+      <w:numFmt w:val="bullet"/>
+      <w:lvlText w:val=""/>
+      <w:lvlJc w:val="left"/>
+      <w:pPr>
+        <w:ind w:left="2160" w:hanging="360"/>
+      </w:pPr>
+      <w:rPr>
+        <w:rFonts w:ascii="Wingdings" w:hAnsi="Wingdings" w:hint="default"/>
+      </w:rPr>
+    </w:lvl>
+    <w:lvl w:ilvl="3" w:tplc="40090001" w:tentative="1">
+      <w:start w:val="1"/>
+      <w:numFmt w:val="bullet"/>
+      <w:lvlText w:val=""/>
+      <w:lvlJc w:val="left"/>
+      <w:pPr>
+        <w:ind w:left="2880" w:hanging="360"/>
+      </w:pPr>
+      <w:rPr>
+        <w:rFonts w:ascii="Symbol" w:hAnsi="Symbol" w:hint="default"/>
+      </w:rPr>
+    </w:lvl>
+    <w:lvl w:ilvl="4" w:tplc="40090003" w:tentative="1">
+      <w:start w:val="1"/>
+      <w:numFmt w:val="bullet"/>
+      <w:lvlText w:val="o"/>
+      <w:lvlJc w:val="left"/>
+      <w:pPr>
+        <w:ind w:left="3600" w:hanging="360"/>
+      </w:pPr>
+      <w:rPr>
+        <w:rFonts w:ascii="Courier New" w:hAnsi="Courier New" w:cs="Courier New" w:hint="default"/>
+      </w:rPr>
+    </w:lvl>
+    <w:lvl w:ilvl="5" w:tplc="40090005" w:tentative="1">
+      <w:start w:val="1"/>
+      <w:numFmt w:val="bullet"/>
+      <w:lvlText w:val=""/>
+      <w:lvlJc w:val="left"/>
+      <w:pPr>
+        <w:ind w:left="4320" w:hanging="360"/>
+      </w:pPr>
+      <w:rPr>
+        <w:rFonts w:ascii="Wingdings" w:hAnsi="Wingdings" w:hint="default"/>
+      </w:rPr>
+    </w:lvl>
+    <w:lvl w:ilvl="6" w:tplc="40090001" w:tentative="1">
+      <w:start w:val="1"/>
+      <w:numFmt w:val="bullet"/>
+      <w:lvlText w:val=""/>
+      <w:lvlJc w:val="left"/>
+      <w:pPr>
+        <w:ind w:left="5040" w:hanging="360"/>
+      </w:pPr>
+      <w:rPr>
+        <w:rFonts w:ascii="Symbol" w:hAnsi="Symbol" w:hint="default"/>
+      </w:rPr>
+    </w:lvl>
+    <w:lvl w:ilvl="7" w:tplc="40090003" w:tentative="1">
+      <w:start w:val="1"/>
+      <w:numFmt w:val="bullet"/>
+      <w:lvlText w:val="o"/>
+      <w:lvlJc w:val="left"/>
+      <w:pPr>
+        <w:ind w:left="5760" w:hanging="360"/>
+      </w:pPr>
+      <w:rPr>
+        <w:rFonts w:ascii="Courier New" w:hAnsi="Courier New" w:cs="Courier New" w:hint="default"/>
+      </w:rPr>
+    </w:lvl>
+    <w:lvl w:ilvl="8" w:tplc="40090005" w:tentative="1">
+      <w:start w:val="1"/>
+      <w:numFmt w:val="bullet"/>
+      <w:lvlText w:val=""/>
+      <w:lvlJc w:val="left"/>
+      <w:pPr>
+        <w:ind w:left="6480" w:hanging="360"/>
+      </w:pPr>
+      <w:rPr>
+        <w:rFonts w:ascii="Wingdings" w:hAnsi="Wingdings" w:hint="default"/>
+      </w:rPr>
+    </w:lvl>
+  </w:abstractNum>
+  <w:abstractNum w:abstractNumId="1" w15:restartNumberingAfterBreak="0">
+    <w:nsid w:val="1A671F7F"/>
+    <w:multiLevelType w:val="hybridMultilevel"/>
+    <w:tmpl w:val="FE464F18"/>
+    <w:lvl w:ilvl="0" w:tplc="A8A2D2BC">
+      <w:start w:val="1"/>
+      <w:numFmt w:val="bullet"/>
+      <w:lvlText w:val="•"/>
+      <w:lvlJc w:val="left"/>
+      <w:pPr>
+        <w:ind w:left="500" w:hanging="300"/>
+      </w:pPr>
+    </w:lvl>
+    <w:lvl w:ilvl="1" w:tplc="288C00BE">
+      <w:numFmt w:val="decimal"/>
+      <w:lvlText w:val=""/>
+      <w:lvlJc w:val="left"/>
+      <w:pPr>
+        <w:ind w:left="0" w:firstLine="0"/>
+      </w:pPr>
+    </w:lvl>
+    <w:lvl w:ilvl="2" w:tplc="D2244578">
+      <w:numFmt w:val="decimal"/>
+      <w:lvlText w:val=""/>
+      <w:lvlJc w:val="left"/>
+      <w:pPr>
+        <w:ind w:left="0" w:firstLine="0"/>
+      </w:pPr>
+    </w:lvl>
+    <w:lvl w:ilvl="3" w:tplc="6BCCCBD0">
+      <w:numFmt w:val="decimal"/>
+      <w:lvlText w:val=""/>
+      <w:lvlJc w:val="left"/>
+      <w:pPr>
+        <w:ind w:left="0" w:firstLine="0"/>
+      </w:pPr>
+    </w:lvl>
+    <w:lvl w:ilvl="4" w:tplc="735E53A2">
+      <w:numFmt w:val="decimal"/>
+      <w:lvlText w:val=""/>
+      <w:lvlJc w:val="left"/>
+      <w:pPr>
+        <w:ind w:left="0" w:firstLine="0"/>
+      </w:pPr>
+    </w:lvl>
+    <w:lvl w:ilvl="5" w:tplc="06009280">
+      <w:numFmt w:val="decimal"/>
+      <w:lvlText w:val=""/>
+      <w:lvlJc w:val="left"/>
+      <w:pPr>
+        <w:ind w:left="0" w:firstLine="0"/>
+      </w:pPr>
+    </w:lvl>
+    <w:lvl w:ilvl="6" w:tplc="9AEE1046">
+      <w:numFmt w:val="decimal"/>
+      <w:lvlText w:val=""/>
+      <w:lvlJc w:val="left"/>
+      <w:pPr>
+        <w:ind w:left="0" w:firstLine="0"/>
+      </w:pPr>
+    </w:lvl>
+    <w:lvl w:ilvl="7" w:tplc="D18C8ECA">
+      <w:numFmt w:val="decimal"/>
+      <w:lvlText w:val=""/>
+      <w:lvlJc w:val="left"/>
+      <w:pPr>
+        <w:ind w:left="0" w:firstLine="0"/>
+      </w:pPr>
+    </w:lvl>
+    <w:lvl w:ilvl="8" w:tplc="6A826F9C">
+      <w:numFmt w:val="decimal"/>
+      <w:lvlText w:val=""/>
+      <w:lvlJc w:val="left"/>
+      <w:pPr>
+        <w:ind w:left="0" w:firstLine="0"/>
+      </w:pPr>
+    </w:lvl>
+  </w:abstractNum>
+  <w:abstractNum w:abstractNumId="2" w15:restartNumberingAfterBreak="0">
+    <w:nsid w:val="65D84ECC"/>
+    <w:multiLevelType w:val="multilevel"/>
+    <w:tmpl w:val="3D8A5DF2"/>
+    <w:lvl w:ilvl="0">
+      <w:start w:val="1"/>
+      <w:numFmt w:val="bullet"/>
+      <w:lvlText w:val=""/>
+      <w:lvlJc w:val="left"/>
+      <w:pPr>
+        <w:tabs>
+          <w:tab w:val="num" w:pos="720"/>
+        </w:tabs>
+        <w:ind w:left="720" w:hanging="360"/>
+      </w:pPr>
+      <w:rPr>
+        <w:rFonts w:ascii="Symbol" w:hAnsi="Symbol" w:hint="default"/>
+        <w:sz w:val="20"/>
+      </w:rPr>
+    </w:lvl>
+    <w:lvl w:ilvl="1" w:tentative="1">
+      <w:start w:val="1"/>
+      <w:numFmt w:val="bullet"/>
+      <w:lvlText w:val="o"/>
+      <w:lvlJc w:val="left"/>
+      <w:pPr>
+        <w:tabs>
+          <w:tab w:val="num" w:pos="1440"/>
+        </w:tabs>
+        <w:ind w:left="1440" w:hanging="360"/>
+      </w:pPr>
+      <w:rPr>
+        <w:rFonts w:ascii="Courier New" w:hAnsi="Courier New" w:hint="default"/>
+        <w:sz w:val="20"/>
+      </w:rPr>
+    </w:lvl>
+    <w:lvl w:ilvl="2" w:tentative="1">
+      <w:start w:val="1"/>
+      <w:numFmt w:val="bullet"/>
+      <w:lvlText w:val=""/>
+      <w:lvlJc w:val="left"/>
+      <w:pPr>
+        <w:tabs>
+          <w:tab w:val="num" w:pos="2160"/>
+        </w:tabs>
+        <w:ind w:left="2160" w:hanging="360"/>
+      </w:pPr>
+      <w:rPr>
+        <w:rFonts w:ascii="Wingdings" w:hAnsi="Wingdings" w:hint="default"/>
+        <w:sz w:val="20"/>
+      </w:rPr>
+    </w:lvl>
+    <w:lvl w:ilvl="3" w:tentative="1">
+      <w:start w:val="1"/>
+      <w:numFmt w:val="bullet"/>
+      <w:lvlText w:val=""/>
+      <w:lvlJc w:val="left"/>
+      <w:pPr>
+        <w:tabs>
+          <w:tab w:val="num" w:pos="2880"/>
+        </w:tabs>
+        <w:ind w:left="2880" w:hanging="360"/>
+      </w:pPr>
+      <w:rPr>
+        <w:rFonts w:ascii="Wingdings" w:hAnsi="Wingdings" w:hint="default"/>
+        <w:sz w:val="20"/>
+      </w:rPr>
+    </w:lvl>
+    <w:lvl w:ilvl="4" w:tentative="1">
+      <w:start w:val="1"/>
+      <w:numFmt w:val="bullet"/>
+      <w:lvlText w:val=""/>
+      <w:lvlJc w:val="left"/>
+      <w:pPr>
+        <w:tabs>
+          <w:tab w:val="num" w:pos="3600"/>
+        </w:tabs>
+        <w:ind w:left="3600" w:hanging="360"/>
+      </w:pPr>
+      <w:rPr>
+        <w:rFonts w:ascii="Wingdings" w:hAnsi="Wingdings" w:hint="default"/>
+        <w:sz w:val="20"/>
+      </w:rPr>
+    </w:lvl>
+    <w:lvl w:ilvl="5" w:tentative="1">
+      <w:start w:val="1"/>
+      <w:numFmt w:val="bullet"/>
+      <w:lvlText w:val=""/>
+      <w:lvlJc w:val="left"/>
+      <w:pPr>
+        <w:tabs>
+          <w:tab w:val="num" w:pos="4320"/>
+        </w:tabs>
+        <w:ind w:left="4320" w:hanging="360"/>
+      </w:pPr>
+      <w:rPr>
+        <w:rFonts w:ascii="Wingdings" w:hAnsi="Wingdings" w:hint="default"/>
+        <w:sz w:val="20"/>
+      </w:rPr>
+    </w:lvl>
+    <w:lvl w:ilvl="6" w:tentative="1">
+      <w:start w:val="1"/>
+      <w:numFmt w:val="bullet"/>
+      <w:lvlText w:val=""/>
+      <w:lvlJc w:val="left"/>
+      <w:pPr>
+        <w:tabs>
+          <w:tab w:val="num" w:pos="5040"/>
+        </w:tabs>
+        <w:ind w:left="5040" w:hanging="360"/>
+      </w:pPr>
+      <w:rPr>
+        <w:rFonts w:ascii="Wingdings" w:hAnsi="Wingdings" w:hint="default"/>
+        <w:sz w:val="20"/>
+      </w:rPr>
+    </w:lvl>
+    <w:lvl w:ilvl="7" w:tentative="1">
+      <w:start w:val="1"/>
+      <w:numFmt w:val="bullet"/>
+      <w:lvlText w:val=""/>
+      <w:lvlJc w:val="left"/>
+      <w:pPr>
+        <w:tabs>
+          <w:tab w:val="num" w:pos="5760"/>
+        </w:tabs>
+        <w:ind w:left="5760" w:hanging="360"/>
+      </w:pPr>
+      <w:rPr>
+        <w:rFonts w:ascii="Wingdings" w:hAnsi="Wingdings" w:hint="default"/>
+        <w:sz w:val="20"/>
+      </w:rPr>
+    </w:lvl>
+    <w:lvl w:ilvl="8" w:tentative="1">
+      <w:start w:val="1"/>
+      <w:numFmt w:val="bullet"/>
+      <w:lvlText w:val=""/>
+      <w:lvlJc w:val="left"/>
+      <w:pPr>
+        <w:tabs>
+          <w:tab w:val="num" w:pos="6480"/>
+        </w:tabs>
+        <w:ind w:left="6480" w:hanging="360"/>
+      </w:pPr>
+      <w:rPr>
+        <w:rFonts w:ascii="Wingdings" w:hAnsi="Wingdings" w:hint="default"/>
+        <w:sz w:val="20"/>
+      </w:rPr>
+    </w:lvl>
+  </w:abstractNum>
+  <w:abstractNum w:abstractNumId="3" w15:restartNumberingAfterBreak="0">
     <w:nsid w:val="681E0F19"/>
     <w:multiLevelType w:val="multilevel"/>
     <w:tmpl w:val="E250D842"/>
@@ -478,7 +3241,7 @@
       </w:rPr>
     </w:lvl>
   </w:abstractNum>
-  <w:abstractNum w:abstractNumId="1" w15:restartNumberingAfterBreak="0">
+  <w:abstractNum w:abstractNumId="4" w15:restartNumberingAfterBreak="0">
     <w:nsid w:val="73597D6E"/>
     <w:multiLevelType w:val="multilevel"/>
     <w:tmpl w:val="04E8A9CC"/>
@@ -627,11 +3390,181 @@
       </w:rPr>
     </w:lvl>
   </w:abstractNum>
+  <w:abstractNum w:abstractNumId="5" w15:restartNumberingAfterBreak="0">
+    <w:nsid w:val="7E8631AD"/>
+    <w:multiLevelType w:val="multilevel"/>
+    <w:tmpl w:val="E5F2F88A"/>
+    <w:lvl w:ilvl="0">
+      <w:start w:val="1"/>
+      <w:numFmt w:val="bullet"/>
+      <w:lvlText w:val=""/>
+      <w:lvlJc w:val="left"/>
+      <w:pPr>
+        <w:tabs>
+          <w:tab w:val="num" w:pos="720"/>
+        </w:tabs>
+        <w:ind w:left="720" w:hanging="360"/>
+      </w:pPr>
+      <w:rPr>
+        <w:rFonts w:ascii="Symbol" w:hAnsi="Symbol" w:hint="default"/>
+        <w:sz w:val="20"/>
+      </w:rPr>
+    </w:lvl>
+    <w:lvl w:ilvl="1" w:tentative="1">
+      <w:start w:val="1"/>
+      <w:numFmt w:val="bullet"/>
+      <w:lvlText w:val="o"/>
+      <w:lvlJc w:val="left"/>
+      <w:pPr>
+        <w:tabs>
+          <w:tab w:val="num" w:pos="1440"/>
+        </w:tabs>
+        <w:ind w:left="1440" w:hanging="360"/>
+      </w:pPr>
+      <w:rPr>
+        <w:rFonts w:ascii="Courier New" w:hAnsi="Courier New" w:hint="default"/>
+        <w:sz w:val="20"/>
+      </w:rPr>
+    </w:lvl>
+    <w:lvl w:ilvl="2" w:tentative="1">
+      <w:start w:val="1"/>
+      <w:numFmt w:val="bullet"/>
+      <w:lvlText w:val=""/>
+      <w:lvlJc w:val="left"/>
+      <w:pPr>
+        <w:tabs>
+          <w:tab w:val="num" w:pos="2160"/>
+        </w:tabs>
+        <w:ind w:left="2160" w:hanging="360"/>
+      </w:pPr>
+      <w:rPr>
+        <w:rFonts w:ascii="Wingdings" w:hAnsi="Wingdings" w:hint="default"/>
+        <w:sz w:val="20"/>
+      </w:rPr>
+    </w:lvl>
+    <w:lvl w:ilvl="3" w:tentative="1">
+      <w:start w:val="1"/>
+      <w:numFmt w:val="bullet"/>
+      <w:lvlText w:val=""/>
+      <w:lvlJc w:val="left"/>
+      <w:pPr>
+        <w:tabs>
+          <w:tab w:val="num" w:pos="2880"/>
+        </w:tabs>
+        <w:ind w:left="2880" w:hanging="360"/>
+      </w:pPr>
+      <w:rPr>
+        <w:rFonts w:ascii="Wingdings" w:hAnsi="Wingdings" w:hint="default"/>
+        <w:sz w:val="20"/>
+      </w:rPr>
+    </w:lvl>
+    <w:lvl w:ilvl="4" w:tentative="1">
+      <w:start w:val="1"/>
+      <w:numFmt w:val="bullet"/>
+      <w:lvlText w:val=""/>
+      <w:lvlJc w:val="left"/>
+      <w:pPr>
+        <w:tabs>
+          <w:tab w:val="num" w:pos="3600"/>
+        </w:tabs>
+        <w:ind w:left="3600" w:hanging="360"/>
+      </w:pPr>
+      <w:rPr>
+        <w:rFonts w:ascii="Wingdings" w:hAnsi="Wingdings" w:hint="default"/>
+        <w:sz w:val="20"/>
+      </w:rPr>
+    </w:lvl>
+    <w:lvl w:ilvl="5" w:tentative="1">
+      <w:start w:val="1"/>
+      <w:numFmt w:val="bullet"/>
+      <w:lvlText w:val=""/>
+      <w:lvlJc w:val="left"/>
+      <w:pPr>
+        <w:tabs>
+          <w:tab w:val="num" w:pos="4320"/>
+        </w:tabs>
+        <w:ind w:left="4320" w:hanging="360"/>
+      </w:pPr>
+      <w:rPr>
+        <w:rFonts w:ascii="Wingdings" w:hAnsi="Wingdings" w:hint="default"/>
+        <w:sz w:val="20"/>
+      </w:rPr>
+    </w:lvl>
+    <w:lvl w:ilvl="6" w:tentative="1">
+      <w:start w:val="1"/>
+      <w:numFmt w:val="bullet"/>
+      <w:lvlText w:val=""/>
+      <w:lvlJc w:val="left"/>
+      <w:pPr>
+        <w:tabs>
+          <w:tab w:val="num" w:pos="5040"/>
+        </w:tabs>
+        <w:ind w:left="5040" w:hanging="360"/>
+      </w:pPr>
+      <w:rPr>
+        <w:rFonts w:ascii="Wingdings" w:hAnsi="Wingdings" w:hint="default"/>
+        <w:sz w:val="20"/>
+      </w:rPr>
+    </w:lvl>
+    <w:lvl w:ilvl="7" w:tentative="1">
+      <w:start w:val="1"/>
+      <w:numFmt w:val="bullet"/>
+      <w:lvlText w:val=""/>
+      <w:lvlJc w:val="left"/>
+      <w:pPr>
+        <w:tabs>
+          <w:tab w:val="num" w:pos="5760"/>
+        </w:tabs>
+        <w:ind w:left="5760" w:hanging="360"/>
+      </w:pPr>
+      <w:rPr>
+        <w:rFonts w:ascii="Wingdings" w:hAnsi="Wingdings" w:hint="default"/>
+        <w:sz w:val="20"/>
+      </w:rPr>
+    </w:lvl>
+    <w:lvl w:ilvl="8" w:tentative="1">
+      <w:start w:val="1"/>
+      <w:numFmt w:val="bullet"/>
+      <w:lvlText w:val=""/>
+      <w:lvlJc w:val="left"/>
+      <w:pPr>
+        <w:tabs>
+          <w:tab w:val="num" w:pos="6480"/>
+        </w:tabs>
+        <w:ind w:left="6480" w:hanging="360"/>
+      </w:pPr>
+      <w:rPr>
+        <w:rFonts w:ascii="Wingdings" w:hAnsi="Wingdings" w:hint="default"/>
+        <w:sz w:val="20"/>
+      </w:rPr>
+    </w:lvl>
+  </w:abstractNum>
   <w:num w:numId="1" w16cid:durableId="1416244530">
-    <w:abstractNumId w:val="1"/>
+    <w:abstractNumId w:val="4"/>
   </w:num>
   <w:num w:numId="2" w16cid:durableId="2097358904">
+    <w:abstractNumId w:val="3"/>
+  </w:num>
+  <w:num w:numId="3" w16cid:durableId="382294235">
     <w:abstractNumId w:val="0"/>
+  </w:num>
+  <w:num w:numId="4" w16cid:durableId="889265647">
+    <w:abstractNumId w:val="5"/>
+  </w:num>
+  <w:num w:numId="5" w16cid:durableId="1853572642">
+    <w:abstractNumId w:val="1"/>
+    <w:lvlOverride w:ilvl="0"/>
+    <w:lvlOverride w:ilvl="1"/>
+    <w:lvlOverride w:ilvl="2"/>
+    <w:lvlOverride w:ilvl="3"/>
+    <w:lvlOverride w:ilvl="4"/>
+    <w:lvlOverride w:ilvl="5"/>
+    <w:lvlOverride w:ilvl="6"/>
+    <w:lvlOverride w:ilvl="7"/>
+    <w:lvlOverride w:ilvl="8"/>
+  </w:num>
+  <w:num w:numId="6" w16cid:durableId="1261838542">
+    <w:abstractNumId w:val="2"/>
   </w:num>
 </w:numbering>
 </file>
@@ -1064,7 +3997,6 @@
     <w:next w:val="Normal"/>
     <w:link w:val="Heading2Char"/>
     <w:uiPriority w:val="9"/>
-    <w:semiHidden/>
     <w:unhideWhenUsed/>
     <w:qFormat/>
     <w:rsid w:val="00CA4D4A"/>
@@ -1280,7 +4212,6 @@
     <w:basedOn w:val="DefaultParagraphFont"/>
     <w:link w:val="Heading2"/>
     <w:uiPriority w:val="9"/>
-    <w:semiHidden/>
     <w:rsid w:val="00CA4D4A"/>
     <w:rPr>
       <w:rFonts w:asciiTheme="majorHAnsi" w:eastAsiaTheme="majorEastAsia" w:hAnsiTheme="majorHAnsi" w:cstheme="majorBidi"/>
@@ -1562,6 +4493,207 @@
     <w:rPr>
       <w:rFonts w:ascii="Times New Roman" w:hAnsi="Times New Roman" w:cs="Times New Roman"/>
     </w:rPr>
+  </w:style>
+  <w:style w:type="table" w:styleId="TableGrid">
+    <w:name w:val="Table Grid"/>
+    <w:basedOn w:val="TableNormal"/>
+    <w:uiPriority w:val="39"/>
+    <w:rsid w:val="00337478"/>
+    <w:pPr>
+      <w:spacing w:after="0" w:line="240" w:lineRule="auto"/>
+    </w:pPr>
+    <w:tblPr>
+      <w:tblBorders>
+        <w:top w:val="single" w:sz="4" w:space="0" w:color="auto"/>
+        <w:left w:val="single" w:sz="4" w:space="0" w:color="auto"/>
+        <w:bottom w:val="single" w:sz="4" w:space="0" w:color="auto"/>
+        <w:right w:val="single" w:sz="4" w:space="0" w:color="auto"/>
+        <w:insideH w:val="single" w:sz="4" w:space="0" w:color="auto"/>
+        <w:insideV w:val="single" w:sz="4" w:space="0" w:color="auto"/>
+      </w:tblBorders>
+    </w:tblPr>
+  </w:style>
+  <w:style w:type="table" w:styleId="GridTable4-Accent4">
+    <w:name w:val="Grid Table 4 Accent 4"/>
+    <w:basedOn w:val="TableNormal"/>
+    <w:uiPriority w:val="49"/>
+    <w:rsid w:val="002B1A8D"/>
+    <w:pPr>
+      <w:spacing w:after="0" w:line="240" w:lineRule="auto"/>
+    </w:pPr>
+    <w:tblPr>
+      <w:tblStyleRowBandSize w:val="1"/>
+      <w:tblStyleColBandSize w:val="1"/>
+      <w:tblBorders>
+        <w:top w:val="single" w:sz="4" w:space="0" w:color="FFD966" w:themeColor="accent4" w:themeTint="99"/>
+        <w:left w:val="single" w:sz="4" w:space="0" w:color="FFD966" w:themeColor="accent4" w:themeTint="99"/>
+        <w:bottom w:val="single" w:sz="4" w:space="0" w:color="FFD966" w:themeColor="accent4" w:themeTint="99"/>
+        <w:right w:val="single" w:sz="4" w:space="0" w:color="FFD966" w:themeColor="accent4" w:themeTint="99"/>
+        <w:insideH w:val="single" w:sz="4" w:space="0" w:color="FFD966" w:themeColor="accent4" w:themeTint="99"/>
+        <w:insideV w:val="single" w:sz="4" w:space="0" w:color="FFD966" w:themeColor="accent4" w:themeTint="99"/>
+      </w:tblBorders>
+    </w:tblPr>
+    <w:tblStylePr w:type="firstRow">
+      <w:rPr>
+        <w:b/>
+        <w:bCs/>
+        <w:color w:val="FFFFFF" w:themeColor="background1"/>
+      </w:rPr>
+      <w:tblPr/>
+      <w:tcPr>
+        <w:tcBorders>
+          <w:top w:val="single" w:sz="4" w:space="0" w:color="FFC000" w:themeColor="accent4"/>
+          <w:left w:val="single" w:sz="4" w:space="0" w:color="FFC000" w:themeColor="accent4"/>
+          <w:bottom w:val="single" w:sz="4" w:space="0" w:color="FFC000" w:themeColor="accent4"/>
+          <w:right w:val="single" w:sz="4" w:space="0" w:color="FFC000" w:themeColor="accent4"/>
+          <w:insideH w:val="nil"/>
+          <w:insideV w:val="nil"/>
+        </w:tcBorders>
+        <w:shd w:val="clear" w:color="auto" w:fill="FFC000" w:themeFill="accent4"/>
+      </w:tcPr>
+    </w:tblStylePr>
+    <w:tblStylePr w:type="lastRow">
+      <w:rPr>
+        <w:b/>
+        <w:bCs/>
+      </w:rPr>
+      <w:tblPr/>
+      <w:tcPr>
+        <w:tcBorders>
+          <w:top w:val="double" w:sz="4" w:space="0" w:color="FFC000" w:themeColor="accent4"/>
+        </w:tcBorders>
+      </w:tcPr>
+    </w:tblStylePr>
+    <w:tblStylePr w:type="firstCol">
+      <w:rPr>
+        <w:b/>
+        <w:bCs/>
+      </w:rPr>
+    </w:tblStylePr>
+    <w:tblStylePr w:type="lastCol">
+      <w:rPr>
+        <w:b/>
+        <w:bCs/>
+      </w:rPr>
+    </w:tblStylePr>
+    <w:tblStylePr w:type="band1Vert">
+      <w:tblPr/>
+      <w:tcPr>
+        <w:shd w:val="clear" w:color="auto" w:fill="FFF2CC" w:themeFill="accent4" w:themeFillTint="33"/>
+      </w:tcPr>
+    </w:tblStylePr>
+    <w:tblStylePr w:type="band1Horz">
+      <w:tblPr/>
+      <w:tcPr>
+        <w:shd w:val="clear" w:color="auto" w:fill="FFF2CC" w:themeFill="accent4" w:themeFillTint="33"/>
+      </w:tcPr>
+    </w:tblStylePr>
+  </w:style>
+  <w:style w:type="table" w:styleId="GridTable5Dark-Accent4">
+    <w:name w:val="Grid Table 5 Dark Accent 4"/>
+    <w:basedOn w:val="TableNormal"/>
+    <w:uiPriority w:val="50"/>
+    <w:rsid w:val="00AD45C9"/>
+    <w:pPr>
+      <w:spacing w:after="0" w:line="240" w:lineRule="auto"/>
+    </w:pPr>
+    <w:tblPr>
+      <w:tblStyleRowBandSize w:val="1"/>
+      <w:tblStyleColBandSize w:val="1"/>
+      <w:tblBorders>
+        <w:top w:val="single" w:sz="4" w:space="0" w:color="FFFFFF" w:themeColor="background1"/>
+        <w:left w:val="single" w:sz="4" w:space="0" w:color="FFFFFF" w:themeColor="background1"/>
+        <w:bottom w:val="single" w:sz="4" w:space="0" w:color="FFFFFF" w:themeColor="background1"/>
+        <w:right w:val="single" w:sz="4" w:space="0" w:color="FFFFFF" w:themeColor="background1"/>
+        <w:insideH w:val="single" w:sz="4" w:space="0" w:color="FFFFFF" w:themeColor="background1"/>
+        <w:insideV w:val="single" w:sz="4" w:space="0" w:color="FFFFFF" w:themeColor="background1"/>
+      </w:tblBorders>
+    </w:tblPr>
+    <w:tcPr>
+      <w:shd w:val="clear" w:color="auto" w:fill="FFF2CC" w:themeFill="accent4" w:themeFillTint="33"/>
+    </w:tcPr>
+    <w:tblStylePr w:type="firstRow">
+      <w:rPr>
+        <w:b/>
+        <w:bCs/>
+        <w:color w:val="FFFFFF" w:themeColor="background1"/>
+      </w:rPr>
+      <w:tblPr/>
+      <w:tcPr>
+        <w:tcBorders>
+          <w:top w:val="single" w:sz="4" w:space="0" w:color="FFFFFF" w:themeColor="background1"/>
+          <w:left w:val="single" w:sz="4" w:space="0" w:color="FFFFFF" w:themeColor="background1"/>
+          <w:right w:val="single" w:sz="4" w:space="0" w:color="FFFFFF" w:themeColor="background1"/>
+          <w:insideH w:val="nil"/>
+          <w:insideV w:val="nil"/>
+        </w:tcBorders>
+        <w:shd w:val="clear" w:color="auto" w:fill="FFC000" w:themeFill="accent4"/>
+      </w:tcPr>
+    </w:tblStylePr>
+    <w:tblStylePr w:type="lastRow">
+      <w:rPr>
+        <w:b/>
+        <w:bCs/>
+        <w:color w:val="FFFFFF" w:themeColor="background1"/>
+      </w:rPr>
+      <w:tblPr/>
+      <w:tcPr>
+        <w:tcBorders>
+          <w:left w:val="single" w:sz="4" w:space="0" w:color="FFFFFF" w:themeColor="background1"/>
+          <w:bottom w:val="single" w:sz="4" w:space="0" w:color="FFFFFF" w:themeColor="background1"/>
+          <w:right w:val="single" w:sz="4" w:space="0" w:color="FFFFFF" w:themeColor="background1"/>
+          <w:insideH w:val="nil"/>
+          <w:insideV w:val="nil"/>
+        </w:tcBorders>
+        <w:shd w:val="clear" w:color="auto" w:fill="FFC000" w:themeFill="accent4"/>
+      </w:tcPr>
+    </w:tblStylePr>
+    <w:tblStylePr w:type="firstCol">
+      <w:rPr>
+        <w:b/>
+        <w:bCs/>
+        <w:color w:val="FFFFFF" w:themeColor="background1"/>
+      </w:rPr>
+      <w:tblPr/>
+      <w:tcPr>
+        <w:tcBorders>
+          <w:top w:val="single" w:sz="4" w:space="0" w:color="FFFFFF" w:themeColor="background1"/>
+          <w:left w:val="single" w:sz="4" w:space="0" w:color="FFFFFF" w:themeColor="background1"/>
+          <w:bottom w:val="single" w:sz="4" w:space="0" w:color="FFFFFF" w:themeColor="background1"/>
+          <w:insideV w:val="nil"/>
+        </w:tcBorders>
+        <w:shd w:val="clear" w:color="auto" w:fill="FFC000" w:themeFill="accent4"/>
+      </w:tcPr>
+    </w:tblStylePr>
+    <w:tblStylePr w:type="lastCol">
+      <w:rPr>
+        <w:b/>
+        <w:bCs/>
+        <w:color w:val="FFFFFF" w:themeColor="background1"/>
+      </w:rPr>
+      <w:tblPr/>
+      <w:tcPr>
+        <w:tcBorders>
+          <w:top w:val="single" w:sz="4" w:space="0" w:color="FFFFFF" w:themeColor="background1"/>
+          <w:bottom w:val="single" w:sz="4" w:space="0" w:color="FFFFFF" w:themeColor="background1"/>
+          <w:right w:val="single" w:sz="4" w:space="0" w:color="FFFFFF" w:themeColor="background1"/>
+          <w:insideV w:val="nil"/>
+        </w:tcBorders>
+        <w:shd w:val="clear" w:color="auto" w:fill="FFC000" w:themeFill="accent4"/>
+      </w:tcPr>
+    </w:tblStylePr>
+    <w:tblStylePr w:type="band1Vert">
+      <w:tblPr/>
+      <w:tcPr>
+        <w:shd w:val="clear" w:color="auto" w:fill="FFE599" w:themeFill="accent4" w:themeFillTint="66"/>
+      </w:tcPr>
+    </w:tblStylePr>
+    <w:tblStylePr w:type="band1Horz">
+      <w:tblPr/>
+      <w:tcPr>
+        <w:shd w:val="clear" w:color="auto" w:fill="FFE599" w:themeFill="accent4" w:themeFillTint="66"/>
+      </w:tcPr>
+    </w:tblStylePr>
   </w:style>
 </w:styles>
 </file>
@@ -1859,4 +4991,16 @@
     </a:ext>
   </a:extLst>
 </a:theme>
+</file>
+
+<file path=customXml/item1.xml><?xml version="1.0" encoding="utf-8"?>
+<b:Sources xmlns:b="http://schemas.openxmlformats.org/officeDocument/2006/bibliography" xmlns="http://schemas.openxmlformats.org/officeDocument/2006/bibliography" SelectedStyle="\APASixthEditionOfficeOnline.xsl" StyleName="APA" Version="6"/>
+</file>
+
+<file path=customXml/itemProps1.xml><?xml version="1.0" encoding="utf-8"?>
+<ds:datastoreItem xmlns:ds="http://schemas.openxmlformats.org/officeDocument/2006/customXml" ds:itemID="{93CB1FD0-3D89-4169-97F9-6EC312E11807}">
+  <ds:schemaRefs>
+    <ds:schemaRef ds:uri="http://schemas.openxmlformats.org/officeDocument/2006/bibliography"/>
+  </ds:schemaRefs>
+</ds:datastoreItem>
 </file>